--- a/Documentation/Sokoni Hub Logbook.docx
+++ b/Documentation/Sokoni Hub Logbook.docx
@@ -4,13 +4,14 @@
   <w:body>
     <w:p>
       <w:pPr>
-        <w:pStyle w:val="NoSpacing"/>
-        <w:rPr>
-          <w:rFonts w:ascii="Times New Roman" w:hAnsi="Times New Roman" w:cs="Times New Roman"/>
-          <w:sz w:val="28"/>
-        </w:rPr>
-      </w:pPr>
-      <w:bookmarkStart w:id="0" w:name="_Toc231513755"/>
+        <w:rPr>
+          <w:rFonts w:ascii="Arial" w:eastAsia="Arial" w:hAnsi="Arial" w:cs="Arial"/>
+          <w:color w:val="000000"/>
+          <w:sz w:val="20"/>
+          <w:szCs w:val="20"/>
+        </w:rPr>
+      </w:pPr>
+      <w:bookmarkStart w:id="0" w:name="_Toc231542526"/>
       <w:r>
         <w:rPr>
           <w:rStyle w:val="Heading1Char"/>
@@ -45,7 +46,28 @@
           <w:rFonts w:ascii="Times New Roman" w:hAnsi="Times New Roman" w:cs="Times New Roman"/>
           <w:sz w:val="28"/>
         </w:rPr>
-        <w:t xml:space="preserve"> Godius Kirwa</w:t>
+        <w:t xml:space="preserve"> </w:t>
+      </w:r>
+      <w:r>
+        <w:rPr>
+          <w:rFonts w:ascii="Times New Roman" w:hAnsi="Times New Roman" w:cs="Times New Roman"/>
+          <w:sz w:val="28"/>
+        </w:rPr>
+        <w:tab/>
+      </w:r>
+      <w:r>
+        <w:rPr>
+          <w:rFonts w:ascii="Times New Roman" w:hAnsi="Times New Roman" w:cs="Times New Roman"/>
+          <w:sz w:val="28"/>
+        </w:rPr>
+        <w:tab/>
+      </w:r>
+      <w:r>
+        <w:rPr>
+          <w:rFonts w:ascii="Times New Roman" w:hAnsi="Times New Roman" w:cs="Times New Roman"/>
+          <w:sz w:val="28"/>
+        </w:rPr>
+        <w:t>Godius Kirwa</w:t>
       </w:r>
       <w:r>
         <w:rPr>
@@ -75,6 +97,13 @@
           <w:rFonts w:ascii="Times New Roman" w:hAnsi="Times New Roman" w:cs="Times New Roman"/>
           <w:sz w:val="28"/>
         </w:rPr>
+        <w:tab/>
+      </w:r>
+      <w:r>
+        <w:rPr>
+          <w:rFonts w:ascii="Times New Roman" w:hAnsi="Times New Roman" w:cs="Times New Roman"/>
+          <w:sz w:val="28"/>
+        </w:rPr>
         <w:t>BBIT/2024/73552</w:t>
       </w:r>
       <w:r>
@@ -98,7 +127,35 @@
           <w:rFonts w:ascii="Times New Roman" w:hAnsi="Times New Roman" w:cs="Times New Roman"/>
           <w:sz w:val="28"/>
         </w:rPr>
-        <w:t>: Bachelor of Business and Information Technology</w:t>
+        <w:t xml:space="preserve">: </w:t>
+      </w:r>
+      <w:r>
+        <w:rPr>
+          <w:rFonts w:ascii="Times New Roman" w:hAnsi="Times New Roman" w:cs="Times New Roman"/>
+          <w:sz w:val="28"/>
+        </w:rPr>
+        <w:tab/>
+      </w:r>
+      <w:r>
+        <w:rPr>
+          <w:rFonts w:ascii="Times New Roman" w:hAnsi="Times New Roman" w:cs="Times New Roman"/>
+          <w:sz w:val="28"/>
+        </w:rPr>
+        <w:tab/>
+      </w:r>
+      <w:r>
+        <w:rPr>
+          <w:rFonts w:ascii="Times New Roman" w:hAnsi="Times New Roman" w:cs="Times New Roman"/>
+          <w:sz w:val="28"/>
+        </w:rPr>
+        <w:tab/>
+      </w:r>
+      <w:r>
+        <w:rPr>
+          <w:rFonts w:ascii="Times New Roman" w:hAnsi="Times New Roman" w:cs="Times New Roman"/>
+          <w:sz w:val="28"/>
+        </w:rPr>
+        <w:t>Bachelor of Business and Information Technology</w:t>
       </w:r>
       <w:r>
         <w:rPr>
@@ -121,7 +178,28 @@
           <w:rFonts w:ascii="Times New Roman" w:hAnsi="Times New Roman" w:cs="Times New Roman"/>
           <w:sz w:val="28"/>
         </w:rPr>
-        <w:t xml:space="preserve"> BIT3208</w:t>
+        <w:t xml:space="preserve"> </w:t>
+      </w:r>
+      <w:r>
+        <w:rPr>
+          <w:rFonts w:ascii="Times New Roman" w:hAnsi="Times New Roman" w:cs="Times New Roman"/>
+          <w:sz w:val="28"/>
+        </w:rPr>
+        <w:tab/>
+      </w:r>
+      <w:r>
+        <w:rPr>
+          <w:rFonts w:ascii="Times New Roman" w:hAnsi="Times New Roman" w:cs="Times New Roman"/>
+          <w:sz w:val="28"/>
+        </w:rPr>
+        <w:tab/>
+      </w:r>
+      <w:r>
+        <w:rPr>
+          <w:rFonts w:ascii="Times New Roman" w:hAnsi="Times New Roman" w:cs="Times New Roman"/>
+          <w:sz w:val="28"/>
+        </w:rPr>
+        <w:t>BIT3208</w:t>
       </w:r>
       <w:r>
         <w:rPr>
@@ -144,7 +222,28 @@
           <w:rFonts w:ascii="Times New Roman" w:hAnsi="Times New Roman" w:cs="Times New Roman"/>
           <w:sz w:val="28"/>
         </w:rPr>
-        <w:t>: Advanced Web Design and Development</w:t>
+        <w:t xml:space="preserve">: </w:t>
+      </w:r>
+      <w:r>
+        <w:rPr>
+          <w:rFonts w:ascii="Times New Roman" w:hAnsi="Times New Roman" w:cs="Times New Roman"/>
+          <w:sz w:val="28"/>
+        </w:rPr>
+        <w:tab/>
+      </w:r>
+      <w:r>
+        <w:rPr>
+          <w:rFonts w:ascii="Times New Roman" w:hAnsi="Times New Roman" w:cs="Times New Roman"/>
+          <w:sz w:val="28"/>
+        </w:rPr>
+        <w:tab/>
+      </w:r>
+      <w:r>
+        <w:rPr>
+          <w:rFonts w:ascii="Times New Roman" w:hAnsi="Times New Roman" w:cs="Times New Roman"/>
+          <w:sz w:val="28"/>
+        </w:rPr>
+        <w:t>Advanced Web Design and Development</w:t>
       </w:r>
       <w:r>
         <w:rPr>
@@ -167,17 +266,29 @@
           <w:rFonts w:ascii="Times New Roman" w:hAnsi="Times New Roman" w:cs="Times New Roman"/>
           <w:sz w:val="28"/>
         </w:rPr>
-        <w:t xml:space="preserve"> Michael </w:t>
-      </w:r>
-      <w:proofErr w:type="spellStart"/>
+        <w:t xml:space="preserve"> </w:t>
+      </w:r>
       <w:r>
         <w:rPr>
           <w:rFonts w:ascii="Times New Roman" w:hAnsi="Times New Roman" w:cs="Times New Roman"/>
           <w:sz w:val="28"/>
         </w:rPr>
-        <w:t>Nyoro</w:t>
-      </w:r>
-      <w:proofErr w:type="spellEnd"/>
+        <w:tab/>
+      </w:r>
+      <w:r>
+        <w:rPr>
+          <w:rFonts w:ascii="Times New Roman" w:hAnsi="Times New Roman" w:cs="Times New Roman"/>
+          <w:sz w:val="28"/>
+        </w:rPr>
+        <w:tab/>
+      </w:r>
+      <w:r>
+        <w:rPr>
+          <w:rFonts w:ascii="Times New Roman" w:hAnsi="Times New Roman" w:cs="Times New Roman"/>
+          <w:sz w:val="28"/>
+        </w:rPr>
+        <w:t>Michael Nyoro</w:t>
+      </w:r>
       <w:r>
         <w:rPr>
           <w:rFonts w:ascii="Times New Roman" w:hAnsi="Times New Roman" w:cs="Times New Roman"/>
@@ -192,7 +303,7 @@
           <w:b/>
           <w:sz w:val="28"/>
         </w:rPr>
-        <w:t>Semester/Academic Year</w:t>
+        <w:t>Year</w:t>
       </w:r>
       <w:r>
         <w:rPr>
@@ -206,31 +317,34 @@
           <w:rFonts w:ascii="Times New Roman" w:hAnsi="Times New Roman" w:cs="Times New Roman"/>
           <w:sz w:val="28"/>
         </w:rPr>
-        <w:t xml:space="preserve">Year 3 </w:t>
-      </w:r>
-      <w:proofErr w:type="spellStart"/>
-      <w:proofErr w:type="gramStart"/>
+        <w:tab/>
+      </w:r>
       <w:r>
         <w:rPr>
           <w:rFonts w:ascii="Times New Roman" w:hAnsi="Times New Roman" w:cs="Times New Roman"/>
           <w:sz w:val="28"/>
         </w:rPr>
-        <w:t>sem</w:t>
-      </w:r>
-      <w:proofErr w:type="spellEnd"/>
-      <w:proofErr w:type="gramEnd"/>
+        <w:tab/>
+      </w:r>
       <w:r>
         <w:rPr>
           <w:rFonts w:ascii="Times New Roman" w:hAnsi="Times New Roman" w:cs="Times New Roman"/>
           <w:sz w:val="28"/>
         </w:rPr>
-        <w:t xml:space="preserve"> 2</w:t>
+        <w:tab/>
       </w:r>
       <w:r>
         <w:rPr>
           <w:rFonts w:ascii="Times New Roman" w:hAnsi="Times New Roman" w:cs="Times New Roman"/>
           <w:sz w:val="28"/>
         </w:rPr>
+        <w:t>Year 3 sem 2</w:t>
+      </w:r>
+      <w:r>
+        <w:rPr>
+          <w:rFonts w:ascii="Times New Roman" w:hAnsi="Times New Roman" w:cs="Times New Roman"/>
+          <w:sz w:val="28"/>
+        </w:rPr>
         <w:br/>
       </w:r>
       <w:r>
@@ -239,6 +353,26 @@
           <w:sz w:val="28"/>
         </w:rPr>
         <w:br/>
+      </w:r>
+      <w:r>
+        <w:rPr>
+          <w:rStyle w:val="Heading1Char"/>
+        </w:rPr>
+        <w:t xml:space="preserve">        </w:t>
+      </w:r>
+      <w:r>
+        <w:rPr>
+          <w:rStyle w:val="Heading1Char"/>
+        </w:rPr>
+        <w:t>Project Details</w:t>
+      </w:r>
+      <w:r>
+        <w:rPr>
+          <w:rFonts w:ascii="Times New Roman" w:hAnsi="Times New Roman" w:cs="Times New Roman"/>
+          <w:sz w:val="28"/>
+        </w:rPr>
+        <w:br/>
+        <w:t xml:space="preserve"> </w:t>
       </w:r>
       <w:r>
         <w:rPr>
@@ -246,7 +380,35 @@
           <w:b/>
           <w:sz w:val="28"/>
         </w:rPr>
-        <w:t>Project Details</w:t>
+        <w:t>Project Title:</w:t>
+      </w:r>
+      <w:r>
+        <w:rPr>
+          <w:rFonts w:ascii="Times New Roman" w:hAnsi="Times New Roman" w:cs="Times New Roman"/>
+          <w:sz w:val="28"/>
+        </w:rPr>
+        <w:t xml:space="preserve"> </w:t>
+      </w:r>
+      <w:r>
+        <w:rPr>
+          <w:rFonts w:ascii="Times New Roman" w:hAnsi="Times New Roman" w:cs="Times New Roman"/>
+          <w:sz w:val="28"/>
+        </w:rPr>
+        <w:tab/>
+      </w:r>
+      <w:r>
+        <w:rPr>
+          <w:rFonts w:ascii="Times New Roman" w:hAnsi="Times New Roman" w:cs="Times New Roman"/>
+          <w:sz w:val="28"/>
+        </w:rPr>
+        <w:tab/>
+      </w:r>
+      <w:r>
+        <w:rPr>
+          <w:rFonts w:ascii="Times New Roman" w:hAnsi="Times New Roman" w:cs="Times New Roman"/>
+          <w:sz w:val="28"/>
+        </w:rPr>
+        <w:t>SokoniHub</w:t>
       </w:r>
       <w:r>
         <w:rPr>
@@ -262,7 +424,7 @@
           <w:b/>
           <w:sz w:val="28"/>
         </w:rPr>
-        <w:t>Project Title:</w:t>
+        <w:t>Selected Technologies:</w:t>
       </w:r>
       <w:r>
         <w:rPr>
@@ -271,93 +433,85 @@
         </w:rPr>
         <w:t xml:space="preserve"> </w:t>
       </w:r>
-      <w:proofErr w:type="spellStart"/>
+      <w:r>
+        <w:rPr>
+          <w:rFonts w:ascii="Arial" w:eastAsia="Arial" w:hAnsi="Arial" w:cs="Arial"/>
+          <w:color w:val="000000"/>
+          <w:sz w:val="20"/>
+          <w:szCs w:val="20"/>
+        </w:rPr>
+        <w:t>PHP, MySQL, HTML, CSS</w:t>
+      </w:r>
+      <w:r>
+        <w:rPr>
+          <w:rFonts w:ascii="Arial" w:eastAsia="Arial" w:hAnsi="Arial" w:cs="Arial"/>
+          <w:color w:val="000000"/>
+          <w:sz w:val="20"/>
+          <w:szCs w:val="20"/>
+        </w:rPr>
+        <w:t>, JavaScript</w:t>
+      </w:r>
       <w:r>
         <w:rPr>
           <w:rFonts w:ascii="Times New Roman" w:hAnsi="Times New Roman" w:cs="Times New Roman"/>
           <w:sz w:val="28"/>
         </w:rPr>
-        <w:t>SokoniHub</w:t>
-      </w:r>
-      <w:proofErr w:type="spellEnd"/>
-      <w:r>
-        <w:rPr>
-          <w:rFonts w:ascii="Times New Roman" w:hAnsi="Times New Roman" w:cs="Times New Roman"/>
-          <w:sz w:val="28"/>
-        </w:rPr>
         <w:br/>
+      </w:r>
+      <w:r>
+        <w:rPr>
+          <w:rFonts w:ascii="Times New Roman" w:hAnsi="Times New Roman" w:cs="Times New Roman"/>
+          <w:b/>
+          <w:sz w:val="32"/>
+        </w:rPr>
+        <w:t>Server:</w:t>
+      </w:r>
+      <w:r>
+        <w:rPr>
+          <w:rFonts w:ascii="Times New Roman" w:hAnsi="Times New Roman" w:cs="Times New Roman"/>
+          <w:sz w:val="32"/>
+        </w:rPr>
         <w:t xml:space="preserve"> </w:t>
       </w:r>
       <w:r>
         <w:rPr>
           <w:rFonts w:ascii="Times New Roman" w:hAnsi="Times New Roman" w:cs="Times New Roman"/>
-          <w:b/>
-          <w:sz w:val="28"/>
-        </w:rPr>
-        <w:t>Selected Technologies:</w:t>
-      </w:r>
-      <w:r>
-        <w:rPr>
-          <w:rFonts w:ascii="Times New Roman" w:hAnsi="Times New Roman" w:cs="Times New Roman"/>
-          <w:sz w:val="28"/>
-        </w:rPr>
-        <w:t xml:space="preserve"> </w:t>
-      </w:r>
-      <w:proofErr w:type="spellStart"/>
-      <w:r>
-        <w:rPr>
-          <w:rFonts w:ascii="Times New Roman" w:hAnsi="Times New Roman" w:cs="Times New Roman"/>
-          <w:sz w:val="28"/>
-        </w:rPr>
-        <w:t>Xampp</w:t>
-      </w:r>
-      <w:proofErr w:type="spellEnd"/>
-      <w:r>
-        <w:rPr>
-          <w:rFonts w:ascii="Times New Roman" w:hAnsi="Times New Roman" w:cs="Times New Roman"/>
-          <w:sz w:val="28"/>
-        </w:rPr>
-        <w:t xml:space="preserve">, </w:t>
-      </w:r>
-      <w:proofErr w:type="spellStart"/>
-      <w:r>
-        <w:rPr>
-          <w:rFonts w:ascii="Times New Roman" w:hAnsi="Times New Roman" w:cs="Times New Roman"/>
-          <w:sz w:val="28"/>
-        </w:rPr>
-        <w:t>Vscode</w:t>
-      </w:r>
-      <w:proofErr w:type="spellEnd"/>
-      <w:r>
-        <w:rPr>
-          <w:rFonts w:ascii="Times New Roman" w:hAnsi="Times New Roman" w:cs="Times New Roman"/>
-          <w:sz w:val="28"/>
-        </w:rPr>
-        <w:t xml:space="preserve"> and </w:t>
-      </w:r>
-      <w:proofErr w:type="spellStart"/>
-      <w:r>
-        <w:rPr>
-          <w:rFonts w:ascii="Times New Roman" w:hAnsi="Times New Roman" w:cs="Times New Roman"/>
-          <w:sz w:val="28"/>
-        </w:rPr>
-        <w:t>php</w:t>
-      </w:r>
-      <w:proofErr w:type="spellEnd"/>
-      <w:r>
-        <w:rPr>
-          <w:rFonts w:ascii="Times New Roman" w:hAnsi="Times New Roman" w:cs="Times New Roman"/>
-          <w:sz w:val="28"/>
-        </w:rPr>
-        <w:br/>
-      </w:r>
-      <w:r>
-        <w:rPr>
-          <w:rFonts w:ascii="Times New Roman" w:hAnsi="Times New Roman" w:cs="Times New Roman"/>
-          <w:sz w:val="28"/>
-        </w:rPr>
-        <w:br/>
-      </w:r>
+          <w:sz w:val="32"/>
+        </w:rPr>
+        <w:tab/>
+      </w:r>
+      <w:r>
+        <w:rPr>
+          <w:rFonts w:ascii="Times New Roman" w:hAnsi="Times New Roman" w:cs="Times New Roman"/>
+          <w:sz w:val="32"/>
+        </w:rPr>
+        <w:tab/>
+      </w:r>
+      <w:r>
+        <w:rPr>
+          <w:rFonts w:ascii="Times New Roman" w:hAnsi="Times New Roman" w:cs="Times New Roman"/>
+          <w:sz w:val="32"/>
+        </w:rPr>
+        <w:tab/>
+      </w:r>
+      <w:r>
+        <w:rPr>
+          <w:rFonts w:ascii="Times New Roman" w:eastAsia="Arial" w:hAnsi="Times New Roman" w:cs="Times New Roman"/>
+          <w:color w:val="000000"/>
+          <w:szCs w:val="20"/>
+        </w:rPr>
+        <w:t>XAMPP / WAMP (Apache + MySQL)</w:t>
+      </w:r>
+    </w:p>
+    <w:p>
+      <w:pPr>
+        <w:rPr>
+          <w:rFonts w:ascii="Arial" w:eastAsia="Arial" w:hAnsi="Arial" w:cs="Arial"/>
+          <w:color w:val="000000"/>
+          <w:sz w:val="20"/>
+          <w:szCs w:val="20"/>
+        </w:rPr>
+      </w:pPr>
       <w:r>
         <w:rPr>
           <w:rFonts w:ascii="Times New Roman" w:hAnsi="Times New Roman" w:cs="Times New Roman"/>
@@ -394,7 +548,21 @@
             <w:rFonts w:ascii="Times New Roman" w:hAnsi="Times New Roman" w:cs="Times New Roman"/>
             <w:sz w:val="28"/>
           </w:rPr>
-          <w:t>https://github.com/Kirwagodi/sokonihub</w:t>
+          <w:t>https://github.com/Kirwa</w:t>
+        </w:r>
+        <w:r>
+          <w:rPr>
+            <w:rFonts w:ascii="Times New Roman" w:hAnsi="Times New Roman" w:cs="Times New Roman"/>
+            <w:sz w:val="28"/>
+          </w:rPr>
+          <w:t>g</w:t>
+        </w:r>
+        <w:r>
+          <w:rPr>
+            <w:rFonts w:ascii="Times New Roman" w:hAnsi="Times New Roman" w:cs="Times New Roman"/>
+            <w:sz w:val="28"/>
+          </w:rPr>
+          <w:t>odi/sokonihub</w:t>
         </w:r>
       </w:hyperlink>
     </w:p>
@@ -404,6 +572,8 @@
           <w:rFonts w:ascii="Times New Roman" w:hAnsi="Times New Roman" w:cs="Times New Roman"/>
         </w:rPr>
       </w:pPr>
+      <w:bookmarkStart w:id="1" w:name="_GoBack"/>
+      <w:bookmarkEnd w:id="1"/>
     </w:p>
     <w:p>
       <w:pPr>
@@ -510,20 +680,24 @@
           <w:rFonts w:ascii="Times New Roman" w:hAnsi="Times New Roman" w:cs="Times New Roman"/>
         </w:rPr>
       </w:pPr>
-      <w:bookmarkStart w:id="1" w:name="_Toc231513756"/>
-      <w:r>
-        <w:rPr>
-          <w:rFonts w:ascii="Times New Roman" w:hAnsi="Times New Roman" w:cs="Times New Roman"/>
-        </w:rPr>
-        <w:lastRenderedPageBreak/>
+      <w:bookmarkStart w:id="2" w:name="_Toc231542527"/>
+      <w:r>
+        <w:rPr>
+          <w:rFonts w:ascii="Times New Roman" w:hAnsi="Times New Roman" w:cs="Times New Roman"/>
+        </w:rPr>
         <w:t>Table of Contents</w:t>
       </w:r>
-      <w:bookmarkEnd w:id="1"/>
+      <w:bookmarkEnd w:id="2"/>
     </w:p>
     <w:sdt>
       <w:sdtPr>
         <w:rPr>
-          <w:rFonts w:ascii="Times New Roman" w:hAnsi="Times New Roman" w:cs="Times New Roman"/>
+          <w:rFonts w:ascii="Times New Roman" w:eastAsiaTheme="minorEastAsia" w:hAnsi="Times New Roman" w:cs="Times New Roman"/>
+          <w:b w:val="0"/>
+          <w:bCs w:val="0"/>
+          <w:color w:val="auto"/>
+          <w:sz w:val="22"/>
+          <w:szCs w:val="22"/>
         </w:rPr>
         <w:id w:val="-1632397209"/>
         <w:docPartObj>
@@ -533,11 +707,7 @@
       </w:sdtPr>
       <w:sdtEndPr>
         <w:rPr>
-          <w:rFonts w:eastAsiaTheme="minorEastAsia"/>
           <w:noProof/>
-          <w:color w:val="auto"/>
-          <w:sz w:val="22"/>
-          <w:szCs w:val="22"/>
         </w:rPr>
       </w:sdtEndPr>
       <w:sdtContent>
@@ -583,7 +753,7 @@
             </w:rPr>
             <w:fldChar w:fldCharType="separate"/>
           </w:r>
-          <w:hyperlink w:anchor="_Toc231513755" w:history="1">
+          <w:hyperlink w:anchor="_Toc231542526" w:history="1">
             <w:r>
               <w:rPr>
                 <w:rStyle w:val="Hyperlink"/>
@@ -611,7 +781,7 @@
                 <w:noProof/>
                 <w:webHidden/>
               </w:rPr>
-              <w:instrText xml:space="preserve"> PAGEREF _Toc231513755 \h </w:instrText>
+              <w:instrText xml:space="preserve"> PAGEREF _Toc231542526 \h </w:instrText>
             </w:r>
             <w:r>
               <w:rPr>
@@ -652,7 +822,7 @@
               <w:noProof/>
             </w:rPr>
           </w:pPr>
-          <w:hyperlink w:anchor="_Toc231513756" w:history="1">
+          <w:hyperlink w:anchor="_Toc231542527" w:history="1">
             <w:r>
               <w:rPr>
                 <w:rStyle w:val="Hyperlink"/>
@@ -680,7 +850,7 @@
                 <w:noProof/>
                 <w:webHidden/>
               </w:rPr>
-              <w:instrText xml:space="preserve"> PAGEREF _Toc231513756 \h </w:instrText>
+              <w:instrText xml:space="preserve"> PAGEREF _Toc231542527 \h </w:instrText>
             </w:r>
             <w:r>
               <w:rPr>
@@ -722,7 +892,7 @@
               <w:noProof/>
             </w:rPr>
           </w:pPr>
-          <w:hyperlink w:anchor="_Toc231513757" w:history="1">
+          <w:hyperlink w:anchor="_Toc231542528" w:history="1">
             <w:r>
               <w:rPr>
                 <w:rStyle w:val="Hyperlink"/>
@@ -764,7 +934,7 @@
                 <w:noProof/>
                 <w:webHidden/>
               </w:rPr>
-              <w:instrText xml:space="preserve"> PAGEREF _Toc231513757 \h </w:instrText>
+              <w:instrText xml:space="preserve"> PAGEREF _Toc231542528 \h </w:instrText>
             </w:r>
             <w:r>
               <w:rPr>
@@ -806,7 +976,7 @@
               <w:noProof/>
             </w:rPr>
           </w:pPr>
-          <w:hyperlink w:anchor="_Toc231513758" w:history="1">
+          <w:hyperlink w:anchor="_Toc231542529" w:history="1">
             <w:r>
               <w:rPr>
                 <w:rStyle w:val="Hyperlink"/>
@@ -848,7 +1018,7 @@
                 <w:noProof/>
                 <w:webHidden/>
               </w:rPr>
-              <w:instrText xml:space="preserve"> PAGEREF _Toc231513758 \h </w:instrText>
+              <w:instrText xml:space="preserve"> PAGEREF _Toc231542529 \h </w:instrText>
             </w:r>
             <w:r>
               <w:rPr>
@@ -889,7 +1059,7 @@
               <w:noProof/>
             </w:rPr>
           </w:pPr>
-          <w:hyperlink w:anchor="_Toc231513759" w:history="1">
+          <w:hyperlink w:anchor="_Toc231542530" w:history="1">
             <w:r>
               <w:rPr>
                 <w:rStyle w:val="Hyperlink"/>
@@ -917,7 +1087,7 @@
                 <w:noProof/>
                 <w:webHidden/>
               </w:rPr>
-              <w:instrText xml:space="preserve"> PAGEREF _Toc231513759 \h </w:instrText>
+              <w:instrText xml:space="preserve"> PAGEREF _Toc231542530 \h </w:instrText>
             </w:r>
             <w:r>
               <w:rPr>
@@ -958,7 +1128,7 @@
               <w:noProof/>
             </w:rPr>
           </w:pPr>
-          <w:hyperlink w:anchor="_Toc231513760" w:history="1">
+          <w:hyperlink w:anchor="_Toc231542531" w:history="1">
             <w:r>
               <w:rPr>
                 <w:rStyle w:val="Hyperlink"/>
@@ -986,7 +1156,7 @@
                 <w:noProof/>
                 <w:webHidden/>
               </w:rPr>
-              <w:instrText xml:space="preserve"> PAGEREF _Toc231513760 \h </w:instrText>
+              <w:instrText xml:space="preserve"> PAGEREF _Toc231542531 \h </w:instrText>
             </w:r>
             <w:r>
               <w:rPr>
@@ -1027,7 +1197,7 @@
               <w:noProof/>
             </w:rPr>
           </w:pPr>
-          <w:hyperlink w:anchor="_Toc231513761" w:history="1">
+          <w:hyperlink w:anchor="_Toc231542532" w:history="1">
             <w:r>
               <w:rPr>
                 <w:rStyle w:val="Hyperlink"/>
@@ -1054,7 +1224,7 @@
                 <w:noProof/>
                 <w:webHidden/>
               </w:rPr>
-              <w:instrText xml:space="preserve"> PAGEREF _Toc231513761 \h </w:instrText>
+              <w:instrText xml:space="preserve"> PAGEREF _Toc231542532 \h </w:instrText>
             </w:r>
             <w:r>
               <w:rPr>
@@ -1095,7 +1265,7 @@
               <w:noProof/>
             </w:rPr>
           </w:pPr>
-          <w:hyperlink w:anchor="_Toc231513762" w:history="1">
+          <w:hyperlink w:anchor="_Toc231542533" w:history="1">
             <w:r>
               <w:rPr>
                 <w:rStyle w:val="Hyperlink"/>
@@ -1122,7 +1292,7 @@
                 <w:noProof/>
                 <w:webHidden/>
               </w:rPr>
-              <w:instrText xml:space="preserve"> PAGEREF _Toc231513762 \h </w:instrText>
+              <w:instrText xml:space="preserve"> PAGEREF _Toc231542533 \h </w:instrText>
             </w:r>
             <w:r>
               <w:rPr>
@@ -1163,7 +1333,7 @@
               <w:noProof/>
             </w:rPr>
           </w:pPr>
-          <w:hyperlink w:anchor="_Toc231513763" w:history="1">
+          <w:hyperlink w:anchor="_Toc231542534" w:history="1">
             <w:r>
               <w:rPr>
                 <w:rStyle w:val="Hyperlink"/>
@@ -1190,7 +1360,7 @@
                 <w:noProof/>
                 <w:webHidden/>
               </w:rPr>
-              <w:instrText xml:space="preserve"> PAGEREF _Toc231513763 \h </w:instrText>
+              <w:instrText xml:space="preserve"> PAGEREF _Toc231542534 \h </w:instrText>
             </w:r>
             <w:r>
               <w:rPr>
@@ -1231,7 +1401,7 @@
               <w:noProof/>
             </w:rPr>
           </w:pPr>
-          <w:hyperlink w:anchor="_Toc231513764" w:history="1">
+          <w:hyperlink w:anchor="_Toc231542535" w:history="1">
             <w:r>
               <w:rPr>
                 <w:rStyle w:val="Hyperlink"/>
@@ -1258,7 +1428,7 @@
                 <w:noProof/>
                 <w:webHidden/>
               </w:rPr>
-              <w:instrText xml:space="preserve"> PAGEREF _Toc231513764 \h </w:instrText>
+              <w:instrText xml:space="preserve"> PAGEREF _Toc231542535 \h </w:instrText>
             </w:r>
             <w:r>
               <w:rPr>
@@ -1299,7 +1469,7 @@
               <w:noProof/>
             </w:rPr>
           </w:pPr>
-          <w:hyperlink w:anchor="_Toc231513765" w:history="1">
+          <w:hyperlink w:anchor="_Toc231542536" w:history="1">
             <w:r>
               <w:rPr>
                 <w:rStyle w:val="Hyperlink"/>
@@ -1326,7 +1496,7 @@
                 <w:noProof/>
                 <w:webHidden/>
               </w:rPr>
-              <w:instrText xml:space="preserve"> PAGEREF _Toc231513765 \h </w:instrText>
+              <w:instrText xml:space="preserve"> PAGEREF _Toc231542536 \h </w:instrText>
             </w:r>
             <w:r>
               <w:rPr>
@@ -1367,7 +1537,7 @@
               <w:noProof/>
             </w:rPr>
           </w:pPr>
-          <w:hyperlink w:anchor="_Toc231513766" w:history="1">
+          <w:hyperlink w:anchor="_Toc231542537" w:history="1">
             <w:r>
               <w:rPr>
                 <w:rStyle w:val="Hyperlink"/>
@@ -1395,7 +1565,7 @@
                 <w:noProof/>
                 <w:webHidden/>
               </w:rPr>
-              <w:instrText xml:space="preserve"> PAGEREF _Toc231513766 \h </w:instrText>
+              <w:instrText xml:space="preserve"> PAGEREF _Toc231542537 \h </w:instrText>
             </w:r>
             <w:r>
               <w:rPr>
@@ -1436,7 +1606,7 @@
               <w:noProof/>
             </w:rPr>
           </w:pPr>
-          <w:hyperlink w:anchor="_Toc231513767" w:history="1">
+          <w:hyperlink w:anchor="_Toc231542538" w:history="1">
             <w:r>
               <w:rPr>
                 <w:rStyle w:val="Hyperlink"/>
@@ -1464,7 +1634,7 @@
                 <w:noProof/>
                 <w:webHidden/>
               </w:rPr>
-              <w:instrText xml:space="preserve"> PAGEREF _Toc231513767 \h </w:instrText>
+              <w:instrText xml:space="preserve"> PAGEREF _Toc231542538 \h </w:instrText>
             </w:r>
             <w:r>
               <w:rPr>
@@ -1505,7 +1675,7 @@
               <w:noProof/>
             </w:rPr>
           </w:pPr>
-          <w:hyperlink w:anchor="_Toc231513768" w:history="1">
+          <w:hyperlink w:anchor="_Toc231542539" w:history="1">
             <w:r>
               <w:rPr>
                 <w:rStyle w:val="Hyperlink"/>
@@ -1532,7 +1702,7 @@
                 <w:noProof/>
                 <w:webHidden/>
               </w:rPr>
-              <w:instrText xml:space="preserve"> PAGEREF _Toc231513768 \h </w:instrText>
+              <w:instrText xml:space="preserve"> PAGEREF _Toc231542539 \h </w:instrText>
             </w:r>
             <w:r>
               <w:rPr>
@@ -1573,7 +1743,7 @@
               <w:noProof/>
             </w:rPr>
           </w:pPr>
-          <w:hyperlink w:anchor="_Toc231513769" w:history="1">
+          <w:hyperlink w:anchor="_Toc231542540" w:history="1">
             <w:r>
               <w:rPr>
                 <w:rStyle w:val="Hyperlink"/>
@@ -1600,7 +1770,7 @@
                 <w:noProof/>
                 <w:webHidden/>
               </w:rPr>
-              <w:instrText xml:space="preserve"> PAGEREF _Toc231513769 \h </w:instrText>
+              <w:instrText xml:space="preserve"> PAGEREF _Toc231542540 \h </w:instrText>
             </w:r>
             <w:r>
               <w:rPr>
@@ -1641,7 +1811,7 @@
               <w:noProof/>
             </w:rPr>
           </w:pPr>
-          <w:hyperlink w:anchor="_Toc231513770" w:history="1">
+          <w:hyperlink w:anchor="_Toc231542541" w:history="1">
             <w:r>
               <w:rPr>
                 <w:rStyle w:val="Hyperlink"/>
@@ -1668,7 +1838,7 @@
                 <w:noProof/>
                 <w:webHidden/>
               </w:rPr>
-              <w:instrText xml:space="preserve"> PAGEREF _Toc231513770 \h </w:instrText>
+              <w:instrText xml:space="preserve"> PAGEREF _Toc231542541 \h </w:instrText>
             </w:r>
             <w:r>
               <w:rPr>
@@ -1709,7 +1879,7 @@
               <w:noProof/>
             </w:rPr>
           </w:pPr>
-          <w:hyperlink w:anchor="_Toc231513771" w:history="1">
+          <w:hyperlink w:anchor="_Toc231542542" w:history="1">
             <w:r>
               <w:rPr>
                 <w:rStyle w:val="Hyperlink"/>
@@ -1736,7 +1906,7 @@
                 <w:noProof/>
                 <w:webHidden/>
               </w:rPr>
-              <w:instrText xml:space="preserve"> PAGEREF _Toc231513771 \h </w:instrText>
+              <w:instrText xml:space="preserve"> PAGEREF _Toc231542542 \h </w:instrText>
             </w:r>
             <w:r>
               <w:rPr>
@@ -1777,7 +1947,7 @@
               <w:noProof/>
             </w:rPr>
           </w:pPr>
-          <w:hyperlink w:anchor="_Toc231513772" w:history="1">
+          <w:hyperlink w:anchor="_Toc231542543" w:history="1">
             <w:r>
               <w:rPr>
                 <w:rStyle w:val="Hyperlink"/>
@@ -1804,7 +1974,7 @@
                 <w:noProof/>
                 <w:webHidden/>
               </w:rPr>
-              <w:instrText xml:space="preserve"> PAGEREF _Toc231513772 \h </w:instrText>
+              <w:instrText xml:space="preserve"> PAGEREF _Toc231542543 \h </w:instrText>
             </w:r>
             <w:r>
               <w:rPr>
@@ -1845,7 +2015,7 @@
               <w:noProof/>
             </w:rPr>
           </w:pPr>
-          <w:hyperlink w:anchor="_Toc231513773" w:history="1">
+          <w:hyperlink w:anchor="_Toc231542544" w:history="1">
             <w:r>
               <w:rPr>
                 <w:rStyle w:val="Hyperlink"/>
@@ -1873,7 +2043,7 @@
                 <w:noProof/>
                 <w:webHidden/>
               </w:rPr>
-              <w:instrText xml:space="preserve"> PAGEREF _Toc231513773 \h </w:instrText>
+              <w:instrText xml:space="preserve"> PAGEREF _Toc231542544 \h </w:instrText>
             </w:r>
             <w:r>
               <w:rPr>
@@ -1914,7 +2084,7 @@
               <w:noProof/>
             </w:rPr>
           </w:pPr>
-          <w:hyperlink w:anchor="_Toc231513774" w:history="1">
+          <w:hyperlink w:anchor="_Toc231542545" w:history="1">
             <w:r>
               <w:rPr>
                 <w:rStyle w:val="Hyperlink"/>
@@ -1941,7 +2111,7 @@
                 <w:noProof/>
                 <w:webHidden/>
               </w:rPr>
-              <w:instrText xml:space="preserve"> PAGEREF _Toc231513774 \h </w:instrText>
+              <w:instrText xml:space="preserve"> PAGEREF _Toc231542545 \h </w:instrText>
             </w:r>
             <w:r>
               <w:rPr>
@@ -1982,7 +2152,7 @@
               <w:noProof/>
             </w:rPr>
           </w:pPr>
-          <w:hyperlink w:anchor="_Toc231513775" w:history="1">
+          <w:hyperlink w:anchor="_Toc231542546" w:history="1">
             <w:r>
               <w:rPr>
                 <w:rStyle w:val="Hyperlink"/>
@@ -2009,7 +2179,7 @@
                 <w:noProof/>
                 <w:webHidden/>
               </w:rPr>
-              <w:instrText xml:space="preserve"> PAGEREF _Toc231513775 \h </w:instrText>
+              <w:instrText xml:space="preserve"> PAGEREF _Toc231542546 \h </w:instrText>
             </w:r>
             <w:r>
               <w:rPr>
@@ -2050,7 +2220,7 @@
               <w:noProof/>
             </w:rPr>
           </w:pPr>
-          <w:hyperlink w:anchor="_Toc231513776" w:history="1">
+          <w:hyperlink w:anchor="_Toc231542547" w:history="1">
             <w:r>
               <w:rPr>
                 <w:rStyle w:val="Hyperlink"/>
@@ -2077,7 +2247,7 @@
                 <w:noProof/>
                 <w:webHidden/>
               </w:rPr>
-              <w:instrText xml:space="preserve"> PAGEREF _Toc231513776 \h </w:instrText>
+              <w:instrText xml:space="preserve"> PAGEREF _Toc231542547 \h </w:instrText>
             </w:r>
             <w:r>
               <w:rPr>
@@ -2118,7 +2288,7 @@
               <w:noProof/>
             </w:rPr>
           </w:pPr>
-          <w:hyperlink w:anchor="_Toc231513777" w:history="1">
+          <w:hyperlink w:anchor="_Toc231542548" w:history="1">
             <w:r>
               <w:rPr>
                 <w:rStyle w:val="Hyperlink"/>
@@ -2145,7 +2315,7 @@
                 <w:noProof/>
                 <w:webHidden/>
               </w:rPr>
-              <w:instrText xml:space="preserve"> PAGEREF _Toc231513777 \h </w:instrText>
+              <w:instrText xml:space="preserve"> PAGEREF _Toc231542548 \h </w:instrText>
             </w:r>
             <w:r>
               <w:rPr>
@@ -2186,7 +2356,7 @@
               <w:noProof/>
             </w:rPr>
           </w:pPr>
-          <w:hyperlink w:anchor="_Toc231513778" w:history="1">
+          <w:hyperlink w:anchor="_Toc231542549" w:history="1">
             <w:r>
               <w:rPr>
                 <w:rStyle w:val="Hyperlink"/>
@@ -2213,7 +2383,7 @@
                 <w:noProof/>
                 <w:webHidden/>
               </w:rPr>
-              <w:instrText xml:space="preserve"> PAGEREF _Toc231513778 \h </w:instrText>
+              <w:instrText xml:space="preserve"> PAGEREF _Toc231542549 \h </w:instrText>
             </w:r>
             <w:r>
               <w:rPr>
@@ -2254,7 +2424,7 @@
               <w:noProof/>
             </w:rPr>
           </w:pPr>
-          <w:hyperlink w:anchor="_Toc231513779" w:history="1">
+          <w:hyperlink w:anchor="_Toc231542550" w:history="1">
             <w:r>
               <w:rPr>
                 <w:rStyle w:val="Hyperlink"/>
@@ -2281,7 +2451,7 @@
                 <w:noProof/>
                 <w:webHidden/>
               </w:rPr>
-              <w:instrText xml:space="preserve"> PAGEREF _Toc231513779 \h </w:instrText>
+              <w:instrText xml:space="preserve"> PAGEREF _Toc231542550 \h </w:instrText>
             </w:r>
             <w:r>
               <w:rPr>
@@ -2322,7 +2492,7 @@
               <w:noProof/>
             </w:rPr>
           </w:pPr>
-          <w:hyperlink w:anchor="_Toc231513780" w:history="1">
+          <w:hyperlink w:anchor="_Toc231542551" w:history="1">
             <w:r>
               <w:rPr>
                 <w:rStyle w:val="Hyperlink"/>
@@ -2349,7 +2519,7 @@
                 <w:noProof/>
                 <w:webHidden/>
               </w:rPr>
-              <w:instrText xml:space="preserve"> PAGEREF _Toc231513780 \h </w:instrText>
+              <w:instrText xml:space="preserve"> PAGEREF _Toc231542551 \h </w:instrText>
             </w:r>
             <w:r>
               <w:rPr>
@@ -2390,7 +2560,7 @@
               <w:noProof/>
             </w:rPr>
           </w:pPr>
-          <w:hyperlink w:anchor="_Toc231513781" w:history="1">
+          <w:hyperlink w:anchor="_Toc231542552" w:history="1">
             <w:r>
               <w:rPr>
                 <w:rStyle w:val="Hyperlink"/>
@@ -2418,7 +2588,7 @@
                 <w:noProof/>
                 <w:webHidden/>
               </w:rPr>
-              <w:instrText xml:space="preserve"> PAGEREF _Toc231513781 \h </w:instrText>
+              <w:instrText xml:space="preserve"> PAGEREF _Toc231542552 \h </w:instrText>
             </w:r>
             <w:r>
               <w:rPr>
@@ -2459,7 +2629,7 @@
               <w:noProof/>
             </w:rPr>
           </w:pPr>
-          <w:hyperlink w:anchor="_Toc231513782" w:history="1">
+          <w:hyperlink w:anchor="_Toc231542553" w:history="1">
             <w:r>
               <w:rPr>
                 <w:rStyle w:val="Hyperlink"/>
@@ -2486,7 +2656,7 @@
                 <w:noProof/>
                 <w:webHidden/>
               </w:rPr>
-              <w:instrText xml:space="preserve"> PAGEREF _Toc231513782 \h </w:instrText>
+              <w:instrText xml:space="preserve"> PAGEREF _Toc231542553 \h </w:instrText>
             </w:r>
             <w:r>
               <w:rPr>
@@ -2527,7 +2697,7 @@
               <w:noProof/>
             </w:rPr>
           </w:pPr>
-          <w:hyperlink w:anchor="_Toc231513783" w:history="1">
+          <w:hyperlink w:anchor="_Toc231542554" w:history="1">
             <w:r>
               <w:rPr>
                 <w:rStyle w:val="Hyperlink"/>
@@ -2554,7 +2724,7 @@
                 <w:noProof/>
                 <w:webHidden/>
               </w:rPr>
-              <w:instrText xml:space="preserve"> PAGEREF _Toc231513783 \h </w:instrText>
+              <w:instrText xml:space="preserve"> PAGEREF _Toc231542554 \h </w:instrText>
             </w:r>
             <w:r>
               <w:rPr>
@@ -2595,7 +2765,7 @@
               <w:noProof/>
             </w:rPr>
           </w:pPr>
-          <w:hyperlink w:anchor="_Toc231513784" w:history="1">
+          <w:hyperlink w:anchor="_Toc231542555" w:history="1">
             <w:r>
               <w:rPr>
                 <w:rStyle w:val="Hyperlink"/>
@@ -2622,7 +2792,7 @@
                 <w:noProof/>
                 <w:webHidden/>
               </w:rPr>
-              <w:instrText xml:space="preserve"> PAGEREF _Toc231513784 \h </w:instrText>
+              <w:instrText xml:space="preserve"> PAGEREF _Toc231542555 \h </w:instrText>
             </w:r>
             <w:r>
               <w:rPr>
@@ -2663,7 +2833,7 @@
               <w:noProof/>
             </w:rPr>
           </w:pPr>
-          <w:hyperlink w:anchor="_Toc231513785" w:history="1">
+          <w:hyperlink w:anchor="_Toc231542556" w:history="1">
             <w:r>
               <w:rPr>
                 <w:rStyle w:val="Hyperlink"/>
@@ -2690,7 +2860,7 @@
                 <w:noProof/>
                 <w:webHidden/>
               </w:rPr>
-              <w:instrText xml:space="preserve"> PAGEREF _Toc231513785 \h </w:instrText>
+              <w:instrText xml:space="preserve"> PAGEREF _Toc231542556 \h </w:instrText>
             </w:r>
             <w:r>
               <w:rPr>
@@ -2731,7 +2901,7 @@
               <w:noProof/>
             </w:rPr>
           </w:pPr>
-          <w:hyperlink w:anchor="_Toc231513786" w:history="1">
+          <w:hyperlink w:anchor="_Toc231542557" w:history="1">
             <w:r>
               <w:rPr>
                 <w:rStyle w:val="Hyperlink"/>
@@ -2758,7 +2928,7 @@
                 <w:noProof/>
                 <w:webHidden/>
               </w:rPr>
-              <w:instrText xml:space="preserve"> PAGEREF _Toc231513786 \h </w:instrText>
+              <w:instrText xml:space="preserve"> PAGEREF _Toc231542557 \h </w:instrText>
             </w:r>
             <w:r>
               <w:rPr>
@@ -2778,7 +2948,7 @@
                 <w:noProof/>
                 <w:webHidden/>
               </w:rPr>
-              <w:t>14</w:t>
+              <w:t>13</w:t>
             </w:r>
             <w:r>
               <w:rPr>
@@ -2799,7 +2969,7 @@
               <w:noProof/>
             </w:rPr>
           </w:pPr>
-          <w:hyperlink w:anchor="_Toc231513787" w:history="1">
+          <w:hyperlink w:anchor="_Toc231542558" w:history="1">
             <w:r>
               <w:rPr>
                 <w:rStyle w:val="Hyperlink"/>
@@ -2826,7 +2996,7 @@
                 <w:noProof/>
                 <w:webHidden/>
               </w:rPr>
-              <w:instrText xml:space="preserve"> PAGEREF _Toc231513787 \h </w:instrText>
+              <w:instrText xml:space="preserve"> PAGEREF _Toc231542558 \h </w:instrText>
             </w:r>
             <w:r>
               <w:rPr>
@@ -2867,7 +3037,7 @@
               <w:noProof/>
             </w:rPr>
           </w:pPr>
-          <w:hyperlink w:anchor="_Toc231513788" w:history="1">
+          <w:hyperlink w:anchor="_Toc231542559" w:history="1">
             <w:r>
               <w:rPr>
                 <w:rStyle w:val="Hyperlink"/>
@@ -2895,7 +3065,7 @@
                 <w:noProof/>
                 <w:webHidden/>
               </w:rPr>
-              <w:instrText xml:space="preserve"> PAGEREF _Toc231513788 \h </w:instrText>
+              <w:instrText xml:space="preserve"> PAGEREF _Toc231542559 \h </w:instrText>
             </w:r>
             <w:r>
               <w:rPr>
@@ -2936,7 +3106,7 @@
               <w:noProof/>
             </w:rPr>
           </w:pPr>
-          <w:hyperlink w:anchor="_Toc231513789" w:history="1">
+          <w:hyperlink w:anchor="_Toc231542560" w:history="1">
             <w:r>
               <w:rPr>
                 <w:rStyle w:val="Hyperlink"/>
@@ -2963,7 +3133,7 @@
                 <w:noProof/>
                 <w:webHidden/>
               </w:rPr>
-              <w:instrText xml:space="preserve"> PAGEREF _Toc231513789 \h </w:instrText>
+              <w:instrText xml:space="preserve"> PAGEREF _Toc231542560 \h </w:instrText>
             </w:r>
             <w:r>
               <w:rPr>
@@ -3004,7 +3174,7 @@
               <w:noProof/>
             </w:rPr>
           </w:pPr>
-          <w:hyperlink w:anchor="_Toc231513790" w:history="1">
+          <w:hyperlink w:anchor="_Toc231542561" w:history="1">
             <w:r>
               <w:rPr>
                 <w:rStyle w:val="Hyperlink"/>
@@ -3031,7 +3201,7 @@
                 <w:noProof/>
                 <w:webHidden/>
               </w:rPr>
-              <w:instrText xml:space="preserve"> PAGEREF _Toc231513790 \h </w:instrText>
+              <w:instrText xml:space="preserve"> PAGEREF _Toc231542561 \h </w:instrText>
             </w:r>
             <w:r>
               <w:rPr>
@@ -3072,7 +3242,7 @@
               <w:noProof/>
             </w:rPr>
           </w:pPr>
-          <w:hyperlink w:anchor="_Toc231513791" w:history="1">
+          <w:hyperlink w:anchor="_Toc231542562" w:history="1">
             <w:r>
               <w:rPr>
                 <w:rStyle w:val="Hyperlink"/>
@@ -3099,7 +3269,7 @@
                 <w:noProof/>
                 <w:webHidden/>
               </w:rPr>
-              <w:instrText xml:space="preserve"> PAGEREF _Toc231513791 \h </w:instrText>
+              <w:instrText xml:space="preserve"> PAGEREF _Toc231542562 \h </w:instrText>
             </w:r>
             <w:r>
               <w:rPr>
@@ -3140,7 +3310,7 @@
               <w:noProof/>
             </w:rPr>
           </w:pPr>
-          <w:hyperlink w:anchor="_Toc231513792" w:history="1">
+          <w:hyperlink w:anchor="_Toc231542563" w:history="1">
             <w:r>
               <w:rPr>
                 <w:rStyle w:val="Hyperlink"/>
@@ -3169,7 +3339,7 @@
                 <w:noProof/>
                 <w:webHidden/>
               </w:rPr>
-              <w:instrText xml:space="preserve"> PAGEREF _Toc231513792 \h </w:instrText>
+              <w:instrText xml:space="preserve"> PAGEREF _Toc231542563 \h </w:instrText>
             </w:r>
             <w:r>
               <w:rPr>
@@ -3210,7 +3380,7 @@
               <w:noProof/>
             </w:rPr>
           </w:pPr>
-          <w:hyperlink w:anchor="_Toc231513793" w:history="1">
+          <w:hyperlink w:anchor="_Toc231542564" w:history="1">
             <w:r>
               <w:rPr>
                 <w:rStyle w:val="Hyperlink"/>
@@ -3237,7 +3407,7 @@
                 <w:noProof/>
                 <w:webHidden/>
               </w:rPr>
-              <w:instrText xml:space="preserve"> PAGEREF _Toc231513793 \h </w:instrText>
+              <w:instrText xml:space="preserve"> PAGEREF _Toc231542564 \h </w:instrText>
             </w:r>
             <w:r>
               <w:rPr>
@@ -3298,8 +3468,6 @@
         </w:rPr>
         <w:br w:type="page"/>
       </w:r>
-      <w:bookmarkStart w:id="2" w:name="_GoBack"/>
-      <w:bookmarkEnd w:id="2"/>
     </w:p>
     <w:p>
       <w:pPr>
@@ -3312,7 +3480,7 @@
           <w:rFonts w:ascii="Times New Roman" w:hAnsi="Times New Roman" w:cs="Times New Roman"/>
         </w:rPr>
       </w:pPr>
-      <w:bookmarkStart w:id="3" w:name="_Toc231513757"/>
+      <w:bookmarkStart w:id="3" w:name="_Toc231542528"/>
       <w:r>
         <w:rPr>
           <w:rFonts w:ascii="Times New Roman" w:eastAsia="Arial" w:hAnsi="Times New Roman" w:cs="Times New Roman"/>
@@ -3330,19 +3498,11 @@
           <w:rFonts w:ascii="Times New Roman" w:hAnsi="Times New Roman" w:cs="Times New Roman"/>
         </w:rPr>
       </w:pPr>
-      <w:proofErr w:type="spellStart"/>
       <w:r>
         <w:rPr>
           <w:rFonts w:ascii="Times New Roman" w:eastAsia="Arial" w:hAnsi="Times New Roman" w:cs="Times New Roman"/>
         </w:rPr>
-        <w:t>Sokoni</w:t>
-      </w:r>
-      <w:proofErr w:type="spellEnd"/>
-      <w:r>
-        <w:rPr>
-          <w:rFonts w:ascii="Times New Roman" w:eastAsia="Arial" w:hAnsi="Times New Roman" w:cs="Times New Roman"/>
-        </w:rPr>
-        <w:t xml:space="preserve"> Hub is a full-stack e-commerce web application developed as the BIT3208 semester project. </w:t>
+        <w:t xml:space="preserve">Sokoni Hub is a full-stack e-commerce web application developed as the BIT3208 semester project. </w:t>
       </w:r>
       <w:r>
         <w:rPr>
@@ -3406,7 +3566,7 @@
           <w:rFonts w:ascii="Times New Roman" w:hAnsi="Times New Roman" w:cs="Times New Roman"/>
         </w:rPr>
       </w:pPr>
-      <w:bookmarkStart w:id="4" w:name="_Toc231513758"/>
+      <w:bookmarkStart w:id="4" w:name="_Toc231542529"/>
       <w:r>
         <w:rPr>
           <w:rFonts w:ascii="Times New Roman" w:eastAsia="Arial" w:hAnsi="Times New Roman" w:cs="Times New Roman"/>
@@ -3445,6 +3605,7 @@
       <w:r>
         <w:rPr>
           <w:rFonts w:ascii="Times New Roman" w:hAnsi="Times New Roman" w:cs="Times New Roman"/>
+          <w:noProof/>
         </w:rPr>
         <w:drawing>
           <wp:inline distT="0" distB="0" distL="0" distR="0" wp14:anchorId="483AB2EF" wp14:editId="33B94849">
@@ -3490,7 +3651,7 @@
           <w:rFonts w:ascii="Times New Roman" w:hAnsi="Times New Roman" w:cs="Times New Roman"/>
         </w:rPr>
       </w:pPr>
-      <w:bookmarkStart w:id="5" w:name="_Toc231513759"/>
+      <w:bookmarkStart w:id="5" w:name="_Toc231542530"/>
       <w:r>
         <w:rPr>
           <w:rFonts w:ascii="Times New Roman" w:hAnsi="Times New Roman" w:cs="Times New Roman"/>
@@ -3513,7 +3674,7 @@
           <w:docGrid w:linePitch="360"/>
         </w:sectPr>
       </w:pPr>
-      <w:bookmarkStart w:id="6" w:name="_Toc231513760"/>
+      <w:bookmarkStart w:id="6" w:name="_Toc231542531"/>
       <w:r>
         <w:rPr>
           <w:rFonts w:ascii="Times New Roman" w:hAnsi="Times New Roman" w:cs="Times New Roman"/>
@@ -3532,7 +3693,7 @@
       <w:pPr>
         <w:pStyle w:val="Heading3"/>
       </w:pPr>
-      <w:bookmarkStart w:id="7" w:name="_Toc231513761"/>
+      <w:bookmarkStart w:id="7" w:name="_Toc231542532"/>
       <w:r>
         <w:t>Fig 1</w:t>
       </w:r>
@@ -3553,6 +3714,7 @@
       <w:r>
         <w:rPr>
           <w:rFonts w:ascii="Times New Roman" w:hAnsi="Times New Roman" w:cs="Times New Roman"/>
+          <w:noProof/>
         </w:rPr>
         <w:drawing>
           <wp:inline distT="0" distB="0" distL="0" distR="0" wp14:anchorId="61315392" wp14:editId="11A9B8FD">
@@ -3601,7 +3763,7 @@
       <w:pPr>
         <w:pStyle w:val="Heading3"/>
       </w:pPr>
-      <w:bookmarkStart w:id="8" w:name="_Toc231513762"/>
+      <w:bookmarkStart w:id="8" w:name="_Toc231542533"/>
       <w:r>
         <w:t xml:space="preserve">Fig </w:t>
       </w:r>
@@ -3691,7 +3853,7 @@
       <w:pPr>
         <w:pStyle w:val="Heading3"/>
       </w:pPr>
-      <w:bookmarkStart w:id="9" w:name="_Toc231513763"/>
+      <w:bookmarkStart w:id="9" w:name="_Toc231542534"/>
       <w:r>
         <w:t xml:space="preserve">Fig </w:t>
       </w:r>
@@ -3712,6 +3874,7 @@
       <w:r>
         <w:rPr>
           <w:rFonts w:ascii="Times New Roman" w:hAnsi="Times New Roman" w:cs="Times New Roman"/>
+          <w:noProof/>
         </w:rPr>
         <w:drawing>
           <wp:inline distT="0" distB="0" distL="0" distR="0" wp14:anchorId="0C39182E" wp14:editId="17613E2D">
@@ -3754,7 +3917,7 @@
       <w:pPr>
         <w:pStyle w:val="Heading3"/>
       </w:pPr>
-      <w:bookmarkStart w:id="10" w:name="_Toc231513764"/>
+      <w:bookmarkStart w:id="10" w:name="_Toc231542535"/>
       <w:r>
         <w:t xml:space="preserve">Fig </w:t>
       </w:r>
@@ -3830,7 +3993,7 @@
       <w:pPr>
         <w:pStyle w:val="Heading2"/>
       </w:pPr>
-      <w:bookmarkStart w:id="11" w:name="_Toc231513765"/>
+      <w:bookmarkStart w:id="11" w:name="_Toc231542536"/>
       <w:r>
         <w:lastRenderedPageBreak/>
         <w:t>Week 1</w:t>
@@ -3859,27 +4022,13 @@
         <w:rPr>
           <w:rFonts w:ascii="Times New Roman" w:hAnsi="Times New Roman" w:cs="Times New Roman"/>
         </w:rPr>
-        <w:t xml:space="preserve">uired for the </w:t>
-      </w:r>
-      <w:proofErr w:type="spellStart"/>
-      <w:r>
-        <w:rPr>
-          <w:rFonts w:ascii="Times New Roman" w:hAnsi="Times New Roman" w:cs="Times New Roman"/>
-        </w:rPr>
-        <w:t>Sokonih</w:t>
-      </w:r>
-      <w:r>
-        <w:rPr>
-          <w:rFonts w:ascii="Times New Roman" w:hAnsi="Times New Roman" w:cs="Times New Roman"/>
-        </w:rPr>
-        <w:t>ub</w:t>
-      </w:r>
-      <w:proofErr w:type="spellEnd"/>
-      <w:r>
-        <w:rPr>
-          <w:rFonts w:ascii="Times New Roman" w:hAnsi="Times New Roman" w:cs="Times New Roman"/>
-        </w:rPr>
-        <w:t xml:space="preserve"> project:</w:t>
+        <w:t>uired for the Sokonih</w:t>
+      </w:r>
+      <w:r>
+        <w:rPr>
+          <w:rFonts w:ascii="Times New Roman" w:hAnsi="Times New Roman" w:cs="Times New Roman"/>
+        </w:rPr>
+        <w:t>ub project:</w:t>
       </w:r>
     </w:p>
     <w:p>
@@ -3993,7 +4142,7 @@
           <w:rFonts w:ascii="Times New Roman" w:hAnsi="Times New Roman" w:cs="Times New Roman"/>
         </w:rPr>
       </w:pPr>
-      <w:bookmarkStart w:id="12" w:name="_Toc231513766"/>
+      <w:bookmarkStart w:id="12" w:name="_Toc231542537"/>
       <w:r>
         <w:rPr>
           <w:rFonts w:ascii="Times New Roman" w:hAnsi="Times New Roman" w:cs="Times New Roman"/>
@@ -4010,7 +4159,7 @@
           <w:rFonts w:ascii="Times New Roman" w:hAnsi="Times New Roman" w:cs="Times New Roman"/>
         </w:rPr>
       </w:pPr>
-      <w:bookmarkStart w:id="13" w:name="_Toc231513767"/>
+      <w:bookmarkStart w:id="13" w:name="_Toc231542538"/>
       <w:r>
         <w:rPr>
           <w:rFonts w:ascii="Times New Roman" w:hAnsi="Times New Roman" w:cs="Times New Roman"/>
@@ -4029,7 +4178,7 @@
       <w:pPr>
         <w:pStyle w:val="Heading3"/>
       </w:pPr>
-      <w:bookmarkStart w:id="14" w:name="_Toc231513768"/>
+      <w:bookmarkStart w:id="14" w:name="_Toc231542539"/>
       <w:r>
         <w:t xml:space="preserve">Fig </w:t>
       </w:r>
@@ -4115,7 +4264,7 @@
       <w:pPr>
         <w:pStyle w:val="Heading3"/>
       </w:pPr>
-      <w:bookmarkStart w:id="15" w:name="_Toc231513769"/>
+      <w:bookmarkStart w:id="15" w:name="_Toc231542540"/>
       <w:r>
         <w:t>Fig 2</w:t>
       </w:r>
@@ -4136,6 +4285,7 @@
       <w:r>
         <w:rPr>
           <w:rFonts w:ascii="Times New Roman" w:hAnsi="Times New Roman" w:cs="Times New Roman"/>
+          <w:noProof/>
         </w:rPr>
         <w:drawing>
           <wp:inline distT="0" distB="0" distL="0" distR="0" wp14:anchorId="33F40014" wp14:editId="32EDC422">
@@ -4184,7 +4334,7 @@
       <w:pPr>
         <w:pStyle w:val="Heading3"/>
       </w:pPr>
-      <w:bookmarkStart w:id="16" w:name="_Toc231513770"/>
+      <w:bookmarkStart w:id="16" w:name="_Toc231542541"/>
       <w:r>
         <w:lastRenderedPageBreak/>
         <w:t xml:space="preserve">Fig </w:t>
@@ -4206,6 +4356,7 @@
       <w:r>
         <w:rPr>
           <w:rFonts w:ascii="Times New Roman" w:hAnsi="Times New Roman" w:cs="Times New Roman"/>
+          <w:noProof/>
         </w:rPr>
         <w:drawing>
           <wp:inline distT="0" distB="0" distL="0" distR="0" wp14:anchorId="6CBC6F3A" wp14:editId="792A6C72">
@@ -4254,7 +4405,7 @@
       <w:pPr>
         <w:pStyle w:val="Heading3"/>
       </w:pPr>
-      <w:bookmarkStart w:id="17" w:name="_Toc231513771"/>
+      <w:bookmarkStart w:id="17" w:name="_Toc231542542"/>
       <w:r>
         <w:t xml:space="preserve">Fig </w:t>
       </w:r>
@@ -4283,7 +4434,7 @@
       <w:pPr>
         <w:pStyle w:val="Heading2"/>
       </w:pPr>
-      <w:bookmarkStart w:id="18" w:name="_Toc231513772"/>
+      <w:bookmarkStart w:id="18" w:name="_Toc231542543"/>
       <w:r>
         <w:t xml:space="preserve">2.2 Week 2 </w:t>
       </w:r>
@@ -4297,15 +4448,7 @@
     </w:p>
     <w:p>
       <w:r>
-        <w:t xml:space="preserve">During this week, I planned the user interface and overall navigation structure for </w:t>
-      </w:r>
-      <w:proofErr w:type="spellStart"/>
-      <w:r>
-        <w:t>SokoniHub</w:t>
-      </w:r>
-      <w:proofErr w:type="spellEnd"/>
-      <w:r>
-        <w:t>. Wireframes were created to visualize how users would interact with the system, including login, product browsing, shopping cart, and dashboard pages.</w:t>
+        <w:t>During this week, I planned the user interface and overall navigation structure for SokoniHub. Wireframes were created to visualize how users would interact with the system, including login, product browsing, shopping cart, and dashboard pages.</w:t>
       </w:r>
     </w:p>
     <w:p>
@@ -4336,7 +4479,7 @@
           <w:rFonts w:ascii="Times New Roman" w:hAnsi="Times New Roman" w:cs="Times New Roman"/>
         </w:rPr>
       </w:pPr>
-      <w:bookmarkStart w:id="19" w:name="_Toc231513773"/>
+      <w:bookmarkStart w:id="19" w:name="_Toc231542544"/>
       <w:r>
         <w:rPr>
           <w:rFonts w:ascii="Times New Roman" w:hAnsi="Times New Roman" w:cs="Times New Roman"/>
@@ -4350,7 +4493,7 @@
       <w:pPr>
         <w:pStyle w:val="Heading2"/>
       </w:pPr>
-      <w:bookmarkStart w:id="20" w:name="_Toc231513774"/>
+      <w:bookmarkStart w:id="20" w:name="_Toc231542545"/>
       <w:r>
         <w:t>3.1</w:t>
       </w:r>
@@ -4363,7 +4506,7 @@
       <w:pPr>
         <w:pStyle w:val="Heading3"/>
       </w:pPr>
-      <w:bookmarkStart w:id="21" w:name="_Toc231513775"/>
+      <w:bookmarkStart w:id="21" w:name="_Toc231542546"/>
       <w:r>
         <w:t xml:space="preserve">Fig </w:t>
       </w:r>
@@ -4384,6 +4527,7 @@
       <w:r>
         <w:rPr>
           <w:rFonts w:ascii="Times New Roman" w:hAnsi="Times New Roman" w:cs="Times New Roman"/>
+          <w:noProof/>
         </w:rPr>
         <w:drawing>
           <wp:inline distT="0" distB="0" distL="0" distR="0" wp14:anchorId="20462D06" wp14:editId="0E8F5D67">
@@ -4432,7 +4576,7 @@
       <w:pPr>
         <w:pStyle w:val="Heading3"/>
       </w:pPr>
-      <w:bookmarkStart w:id="22" w:name="_Toc231513776"/>
+      <w:bookmarkStart w:id="22" w:name="_Toc231542547"/>
       <w:r>
         <w:t xml:space="preserve">Fig </w:t>
       </w:r>
@@ -4453,6 +4597,7 @@
       <w:r>
         <w:rPr>
           <w:rFonts w:ascii="Times New Roman" w:hAnsi="Times New Roman" w:cs="Times New Roman"/>
+          <w:noProof/>
         </w:rPr>
         <w:drawing>
           <wp:inline distT="0" distB="0" distL="0" distR="0" wp14:anchorId="21C4237D" wp14:editId="7CB83701">
@@ -4501,7 +4646,7 @@
       <w:pPr>
         <w:pStyle w:val="Heading3"/>
       </w:pPr>
-      <w:bookmarkStart w:id="23" w:name="_Toc231513777"/>
+      <w:bookmarkStart w:id="23" w:name="_Toc231542548"/>
       <w:r>
         <w:lastRenderedPageBreak/>
         <w:t>Fig 3</w:t>
@@ -4523,6 +4668,7 @@
       <w:r>
         <w:rPr>
           <w:rFonts w:ascii="Times New Roman" w:hAnsi="Times New Roman" w:cs="Times New Roman"/>
+          <w:noProof/>
         </w:rPr>
         <w:drawing>
           <wp:inline distT="0" distB="0" distL="0" distR="0" wp14:anchorId="491E361E" wp14:editId="4764A1D4">
@@ -4578,7 +4724,7 @@
       <w:pPr>
         <w:pStyle w:val="Heading3"/>
       </w:pPr>
-      <w:bookmarkStart w:id="24" w:name="_Toc231513778"/>
+      <w:bookmarkStart w:id="24" w:name="_Toc231542549"/>
       <w:r>
         <w:t xml:space="preserve">Fig </w:t>
       </w:r>
@@ -4599,6 +4745,7 @@
       <w:r>
         <w:rPr>
           <w:rFonts w:ascii="Times New Roman" w:hAnsi="Times New Roman" w:cs="Times New Roman"/>
+          <w:noProof/>
         </w:rPr>
         <w:drawing>
           <wp:inline distT="0" distB="0" distL="0" distR="0" wp14:anchorId="186EE046" wp14:editId="21705669">
@@ -4647,7 +4794,7 @@
       <w:pPr>
         <w:pStyle w:val="Heading3"/>
       </w:pPr>
-      <w:bookmarkStart w:id="25" w:name="_Toc231513779"/>
+      <w:bookmarkStart w:id="25" w:name="_Toc231542550"/>
       <w:r>
         <w:t xml:space="preserve">Fig </w:t>
       </w:r>
@@ -4668,6 +4815,7 @@
       <w:r>
         <w:rPr>
           <w:rFonts w:ascii="Times New Roman" w:hAnsi="Times New Roman" w:cs="Times New Roman"/>
+          <w:noProof/>
         </w:rPr>
         <w:drawing>
           <wp:inline distT="0" distB="0" distL="0" distR="0" wp14:anchorId="6AB2BF3B" wp14:editId="3FAD8AAF">
@@ -4716,7 +4864,7 @@
       <w:pPr>
         <w:pStyle w:val="Heading2"/>
       </w:pPr>
-      <w:bookmarkStart w:id="26" w:name="_Toc231513780"/>
+      <w:bookmarkStart w:id="26" w:name="_Toc231542551"/>
       <w:r>
         <w:lastRenderedPageBreak/>
         <w:t xml:space="preserve">3.2 </w:t>
@@ -4767,7 +4915,7 @@
           <w:rFonts w:ascii="Times New Roman" w:hAnsi="Times New Roman" w:cs="Times New Roman"/>
         </w:rPr>
       </w:pPr>
-      <w:bookmarkStart w:id="27" w:name="_Toc231513781"/>
+      <w:bookmarkStart w:id="27" w:name="_Toc231542552"/>
       <w:r>
         <w:rPr>
           <w:rFonts w:ascii="Times New Roman" w:hAnsi="Times New Roman" w:cs="Times New Roman"/>
@@ -4781,7 +4929,7 @@
       <w:pPr>
         <w:pStyle w:val="Heading3"/>
       </w:pPr>
-      <w:bookmarkStart w:id="28" w:name="_Toc231513782"/>
+      <w:bookmarkStart w:id="28" w:name="_Toc231542553"/>
       <w:r>
         <w:t xml:space="preserve">Fig </w:t>
       </w:r>
@@ -4789,14 +4937,9 @@
         <w:t>4.</w:t>
       </w:r>
       <w:r>
-        <w:t xml:space="preserve">1: Database Created in </w:t>
-      </w:r>
-      <w:proofErr w:type="spellStart"/>
-      <w:r>
-        <w:t>phpMyAdmin</w:t>
+        <w:t>1: Database Created in phpMyAdmin</w:t>
       </w:r>
       <w:bookmarkEnd w:id="28"/>
-      <w:proofErr w:type="spellEnd"/>
     </w:p>
     <w:p>
       <w:pPr>
@@ -4807,6 +4950,7 @@
       <w:r>
         <w:rPr>
           <w:rFonts w:ascii="Times New Roman" w:hAnsi="Times New Roman" w:cs="Times New Roman"/>
+          <w:noProof/>
         </w:rPr>
         <w:drawing>
           <wp:inline distT="0" distB="0" distL="0" distR="0" wp14:anchorId="674EA53B" wp14:editId="33537D20">
@@ -4849,7 +4993,7 @@
       <w:pPr>
         <w:pStyle w:val="Heading3"/>
       </w:pPr>
-      <w:bookmarkStart w:id="29" w:name="_Toc231513783"/>
+      <w:bookmarkStart w:id="29" w:name="_Toc231542554"/>
       <w:r>
         <w:t xml:space="preserve">Fig </w:t>
       </w:r>
@@ -4870,6 +5014,7 @@
       <w:r>
         <w:rPr>
           <w:rFonts w:ascii="Times New Roman" w:hAnsi="Times New Roman" w:cs="Times New Roman"/>
+          <w:noProof/>
         </w:rPr>
         <w:drawing>
           <wp:inline distT="0" distB="0" distL="0" distR="0" wp14:anchorId="20913236" wp14:editId="330ED4CF">
@@ -4912,7 +5057,7 @@
       <w:pPr>
         <w:pStyle w:val="Heading3"/>
       </w:pPr>
-      <w:bookmarkStart w:id="30" w:name="_Toc231513784"/>
+      <w:bookmarkStart w:id="30" w:name="_Toc231542555"/>
       <w:r>
         <w:lastRenderedPageBreak/>
         <w:t xml:space="preserve">Fig </w:t>
@@ -4934,6 +5079,7 @@
       <w:r>
         <w:rPr>
           <w:rFonts w:ascii="Times New Roman" w:hAnsi="Times New Roman" w:cs="Times New Roman"/>
+          <w:noProof/>
         </w:rPr>
         <w:drawing>
           <wp:inline distT="0" distB="0" distL="0" distR="0" wp14:anchorId="24098475" wp14:editId="3A702AD4">
@@ -4976,7 +5122,7 @@
       <w:pPr>
         <w:pStyle w:val="Heading3"/>
       </w:pPr>
-      <w:bookmarkStart w:id="31" w:name="_Toc231513785"/>
+      <w:bookmarkStart w:id="31" w:name="_Toc231542556"/>
       <w:r>
         <w:t xml:space="preserve">Fig </w:t>
       </w:r>
@@ -4997,11 +5143,12 @@
       <w:r>
         <w:rPr>
           <w:rFonts w:ascii="Times New Roman" w:hAnsi="Times New Roman" w:cs="Times New Roman"/>
+          <w:noProof/>
         </w:rPr>
         <w:drawing>
           <wp:inline distT="0" distB="0" distL="0" distR="0" wp14:anchorId="262A9A2A" wp14:editId="34F04E6F">
-            <wp:extent cx="4505325" cy="2524859"/>
-            <wp:effectExtent l="0" t="0" r="0" b="8890"/>
+            <wp:extent cx="4181475" cy="2343368"/>
+            <wp:effectExtent l="0" t="0" r="0" b="0"/>
             <wp:docPr id="9" name="Picture 9"/>
             <wp:cNvGraphicFramePr>
               <a:graphicFrameLocks xmlns:a="http://schemas.openxmlformats.org/drawingml/2006/main" noChangeAspect="1"/>
@@ -5022,7 +5169,7 @@
                   <pic:spPr>
                     <a:xfrm>
                       <a:off x="0" y="0"/>
-                      <a:ext cx="4514792" cy="2530164"/>
+                      <a:ext cx="4195107" cy="2351008"/>
                     </a:xfrm>
                     <a:prstGeom prst="rect">
                       <a:avLst/>
@@ -5045,9 +5192,8 @@
       <w:pPr>
         <w:pStyle w:val="Heading3"/>
       </w:pPr>
-      <w:bookmarkStart w:id="32" w:name="_Toc231513786"/>
-      <w:r>
-        <w:lastRenderedPageBreak/>
+      <w:bookmarkStart w:id="32" w:name="_Toc231542557"/>
+      <w:r>
         <w:t xml:space="preserve">Fig </w:t>
       </w:r>
       <w:r>
@@ -5071,6 +5217,7 @@
       <w:r>
         <w:rPr>
           <w:rFonts w:ascii="Times New Roman" w:hAnsi="Times New Roman" w:cs="Times New Roman"/>
+          <w:noProof/>
         </w:rPr>
         <w:drawing>
           <wp:inline distT="0" distB="0" distL="0" distR="0" wp14:anchorId="7E8C975A" wp14:editId="5B7D5D06">
@@ -5120,7 +5267,7 @@
       <w:pPr>
         <w:pStyle w:val="Heading2"/>
       </w:pPr>
-      <w:bookmarkStart w:id="33" w:name="_Toc231513787"/>
+      <w:bookmarkStart w:id="33" w:name="_Toc231542558"/>
       <w:r>
         <w:t xml:space="preserve">4.2 </w:t>
       </w:r>
@@ -5141,39 +5288,7 @@
           <w:rFonts w:ascii="Times New Roman" w:hAnsi="Times New Roman" w:cs="Times New Roman"/>
           <w:sz w:val="24"/>
         </w:rPr>
-        <w:t xml:space="preserve">This week focused on designing and creating the </w:t>
-      </w:r>
-      <w:proofErr w:type="spellStart"/>
-      <w:r>
-        <w:rPr>
-          <w:rFonts w:ascii="Times New Roman" w:hAnsi="Times New Roman" w:cs="Times New Roman"/>
-          <w:sz w:val="24"/>
-        </w:rPr>
-        <w:t>SokoniHub</w:t>
-      </w:r>
-      <w:proofErr w:type="spellEnd"/>
-      <w:r>
-        <w:rPr>
-          <w:rFonts w:ascii="Times New Roman" w:hAnsi="Times New Roman" w:cs="Times New Roman"/>
-          <w:sz w:val="24"/>
-        </w:rPr>
-        <w:t xml:space="preserve"> database using MySQL and </w:t>
-      </w:r>
-      <w:proofErr w:type="spellStart"/>
-      <w:r>
-        <w:rPr>
-          <w:rFonts w:ascii="Times New Roman" w:hAnsi="Times New Roman" w:cs="Times New Roman"/>
-          <w:sz w:val="24"/>
-        </w:rPr>
-        <w:t>phpMyAdmin</w:t>
-      </w:r>
-      <w:proofErr w:type="spellEnd"/>
-      <w:r>
-        <w:rPr>
-          <w:rFonts w:ascii="Times New Roman" w:hAnsi="Times New Roman" w:cs="Times New Roman"/>
-          <w:sz w:val="24"/>
-        </w:rPr>
-        <w:t>.</w:t>
+        <w:t>This week focused on designing and creating the SokoniHub database using MySQL and phpMyAdmin.</w:t>
       </w:r>
     </w:p>
     <w:p>
@@ -5266,7 +5381,7 @@
           <w:rFonts w:ascii="Times New Roman" w:hAnsi="Times New Roman" w:cs="Times New Roman"/>
         </w:rPr>
       </w:pPr>
-      <w:bookmarkStart w:id="34" w:name="_Toc231513788"/>
+      <w:bookmarkStart w:id="34" w:name="_Toc231542559"/>
       <w:r>
         <w:rPr>
           <w:rFonts w:ascii="Times New Roman" w:hAnsi="Times New Roman" w:cs="Times New Roman"/>
@@ -5280,7 +5395,7 @@
       <w:pPr>
         <w:pStyle w:val="Heading3"/>
       </w:pPr>
-      <w:bookmarkStart w:id="35" w:name="_Toc231513789"/>
+      <w:bookmarkStart w:id="35" w:name="_Toc231542560"/>
       <w:r>
         <w:t>Fig</w:t>
       </w:r>
@@ -5301,6 +5416,7 @@
       <w:r>
         <w:rPr>
           <w:rFonts w:ascii="Times New Roman" w:hAnsi="Times New Roman" w:cs="Times New Roman"/>
+          <w:noProof/>
         </w:rPr>
         <w:drawing>
           <wp:inline distT="0" distB="0" distL="0" distR="0" wp14:anchorId="52B1D8EB" wp14:editId="12EB71E3">
@@ -5350,7 +5466,7 @@
       <w:pPr>
         <w:pStyle w:val="Heading3"/>
       </w:pPr>
-      <w:bookmarkStart w:id="36" w:name="_Toc231513790"/>
+      <w:bookmarkStart w:id="36" w:name="_Toc231542561"/>
       <w:r>
         <w:t xml:space="preserve">Fig </w:t>
       </w:r>
@@ -5371,9 +5487,10 @@
       <w:r>
         <w:rPr>
           <w:rFonts w:ascii="Times New Roman" w:hAnsi="Times New Roman" w:cs="Times New Roman"/>
+          <w:noProof/>
         </w:rPr>
         <w:drawing>
-          <wp:anchor distT="0" distB="0" distL="114300" distR="114300" simplePos="0" relativeHeight="251662336" behindDoc="0" locked="0" layoutInCell="1" allowOverlap="1" wp14:anchorId="0B9654A3" wp14:editId="2139B0AE">
+          <wp:anchor distT="0" distB="0" distL="114300" distR="114300" simplePos="0" relativeHeight="251658240" behindDoc="0" locked="0" layoutInCell="1" allowOverlap="1" wp14:anchorId="0B9654A3" wp14:editId="2139B0AE">
             <wp:simplePos x="0" y="0"/>
             <wp:positionH relativeFrom="column">
               <wp:posOffset>0</wp:posOffset>
@@ -5434,7 +5551,7 @@
       <w:pPr>
         <w:pStyle w:val="Heading3"/>
       </w:pPr>
-      <w:bookmarkStart w:id="37" w:name="_Toc231513791"/>
+      <w:bookmarkStart w:id="37" w:name="_Toc231542562"/>
       <w:r>
         <w:lastRenderedPageBreak/>
         <w:t xml:space="preserve">Fig </w:t>
@@ -5449,6 +5566,9 @@
     </w:p>
     <w:p>
       <w:r>
+        <w:rPr>
+          <w:noProof/>
+        </w:rPr>
         <w:drawing>
           <wp:inline distT="0" distB="0" distL="0" distR="0" wp14:anchorId="4466C903" wp14:editId="363A5E85">
             <wp:extent cx="5486400" cy="2789555"/>
@@ -5517,6 +5637,7 @@
       <w:r>
         <w:rPr>
           <w:rFonts w:ascii="Times New Roman" w:hAnsi="Times New Roman" w:cs="Times New Roman"/>
+          <w:noProof/>
         </w:rPr>
         <w:drawing>
           <wp:inline distT="0" distB="0" distL="0" distR="0" wp14:anchorId="3B3829DD" wp14:editId="50F9EBC9">
@@ -5572,7 +5693,7 @@
           <w:i w:val="0"/>
         </w:rPr>
       </w:pPr>
-      <w:bookmarkStart w:id="38" w:name="_Toc231513792"/>
+      <w:bookmarkStart w:id="38" w:name="_Toc231542563"/>
       <w:r>
         <w:rPr>
           <w:rStyle w:val="Heading4Char"/>
@@ -5609,6 +5730,9 @@
     </w:p>
     <w:p>
       <w:r>
+        <w:rPr>
+          <w:noProof/>
+        </w:rPr>
         <w:drawing>
           <wp:inline distT="0" distB="0" distL="0" distR="0" wp14:anchorId="2B338400" wp14:editId="455C5524">
             <wp:extent cx="3590925" cy="1787034"/>
@@ -5653,7 +5777,7 @@
           <w:rFonts w:ascii="Times New Roman" w:hAnsi="Times New Roman" w:cs="Times New Roman"/>
         </w:rPr>
       </w:pPr>
-      <w:bookmarkStart w:id="39" w:name="_Toc231513793"/>
+      <w:bookmarkStart w:id="39" w:name="_Toc231542564"/>
       <w:r>
         <w:lastRenderedPageBreak/>
         <w:t>5.2 Week5 Reflection</w:t>
@@ -6827,6 +6951,97 @@
     </w:lvl>
   </w:abstractNum>
   <w:abstractNum w:abstractNumId="16" w15:restartNumberingAfterBreak="0">
+    <w:nsid w:val="4FB34B71"/>
+    <w:multiLevelType w:val="hybridMultilevel"/>
+    <w:tmpl w:val="7CAC434E"/>
+    <w:lvl w:ilvl="0" w:tplc="43F8154C">
+      <w:start w:val="1"/>
+      <w:numFmt w:val="decimal"/>
+      <w:lvlText w:val="%1."/>
+      <w:lvlJc w:val="left"/>
+      <w:pPr>
+        <w:ind w:left="720" w:hanging="360"/>
+      </w:pPr>
+      <w:rPr>
+        <w:rFonts w:eastAsiaTheme="majorEastAsia" w:hint="default"/>
+        <w:b/>
+        <w:color w:val="365F91" w:themeColor="accent1" w:themeShade="BF"/>
+      </w:rPr>
+    </w:lvl>
+    <w:lvl w:ilvl="1" w:tplc="04090019" w:tentative="1">
+      <w:start w:val="1"/>
+      <w:numFmt w:val="lowerLetter"/>
+      <w:lvlText w:val="%2."/>
+      <w:lvlJc w:val="left"/>
+      <w:pPr>
+        <w:ind w:left="1440" w:hanging="360"/>
+      </w:pPr>
+    </w:lvl>
+    <w:lvl w:ilvl="2" w:tplc="0409001B" w:tentative="1">
+      <w:start w:val="1"/>
+      <w:numFmt w:val="lowerRoman"/>
+      <w:lvlText w:val="%3."/>
+      <w:lvlJc w:val="right"/>
+      <w:pPr>
+        <w:ind w:left="2160" w:hanging="180"/>
+      </w:pPr>
+    </w:lvl>
+    <w:lvl w:ilvl="3" w:tplc="0409000F" w:tentative="1">
+      <w:start w:val="1"/>
+      <w:numFmt w:val="decimal"/>
+      <w:lvlText w:val="%4."/>
+      <w:lvlJc w:val="left"/>
+      <w:pPr>
+        <w:ind w:left="2880" w:hanging="360"/>
+      </w:pPr>
+    </w:lvl>
+    <w:lvl w:ilvl="4" w:tplc="04090019" w:tentative="1">
+      <w:start w:val="1"/>
+      <w:numFmt w:val="lowerLetter"/>
+      <w:lvlText w:val="%5."/>
+      <w:lvlJc w:val="left"/>
+      <w:pPr>
+        <w:ind w:left="3600" w:hanging="360"/>
+      </w:pPr>
+    </w:lvl>
+    <w:lvl w:ilvl="5" w:tplc="0409001B" w:tentative="1">
+      <w:start w:val="1"/>
+      <w:numFmt w:val="lowerRoman"/>
+      <w:lvlText w:val="%6."/>
+      <w:lvlJc w:val="right"/>
+      <w:pPr>
+        <w:ind w:left="4320" w:hanging="180"/>
+      </w:pPr>
+    </w:lvl>
+    <w:lvl w:ilvl="6" w:tplc="0409000F" w:tentative="1">
+      <w:start w:val="1"/>
+      <w:numFmt w:val="decimal"/>
+      <w:lvlText w:val="%7."/>
+      <w:lvlJc w:val="left"/>
+      <w:pPr>
+        <w:ind w:left="5040" w:hanging="360"/>
+      </w:pPr>
+    </w:lvl>
+    <w:lvl w:ilvl="7" w:tplc="04090019" w:tentative="1">
+      <w:start w:val="1"/>
+      <w:numFmt w:val="lowerLetter"/>
+      <w:lvlText w:val="%8."/>
+      <w:lvlJc w:val="left"/>
+      <w:pPr>
+        <w:ind w:left="5760" w:hanging="360"/>
+      </w:pPr>
+    </w:lvl>
+    <w:lvl w:ilvl="8" w:tplc="0409001B" w:tentative="1">
+      <w:start w:val="1"/>
+      <w:numFmt w:val="lowerRoman"/>
+      <w:lvlText w:val="%9."/>
+      <w:lvlJc w:val="right"/>
+      <w:pPr>
+        <w:ind w:left="6480" w:hanging="180"/>
+      </w:pPr>
+    </w:lvl>
+  </w:abstractNum>
+  <w:abstractNum w:abstractNumId="17" w15:restartNumberingAfterBreak="0">
     <w:nsid w:val="557B05C9"/>
     <w:multiLevelType w:val="multilevel"/>
     <w:tmpl w:val="60620316"/>
@@ -6975,7 +7190,7 @@
       </w:rPr>
     </w:lvl>
   </w:abstractNum>
-  <w:abstractNum w:abstractNumId="17" w15:restartNumberingAfterBreak="0">
+  <w:abstractNum w:abstractNumId="18" w15:restartNumberingAfterBreak="0">
     <w:nsid w:val="63807C62"/>
     <w:multiLevelType w:val="multilevel"/>
     <w:tmpl w:val="0B169C26"/>
@@ -7124,7 +7339,7 @@
       </w:rPr>
     </w:lvl>
   </w:abstractNum>
-  <w:abstractNum w:abstractNumId="18" w15:restartNumberingAfterBreak="0">
+  <w:abstractNum w:abstractNumId="19" w15:restartNumberingAfterBreak="0">
     <w:nsid w:val="68763BD4"/>
     <w:multiLevelType w:val="multilevel"/>
     <w:tmpl w:val="EB40A334"/>
@@ -7273,7 +7488,7 @@
       </w:rPr>
     </w:lvl>
   </w:abstractNum>
-  <w:abstractNum w:abstractNumId="19" w15:restartNumberingAfterBreak="0">
+  <w:abstractNum w:abstractNumId="20" w15:restartNumberingAfterBreak="0">
     <w:nsid w:val="6AC54773"/>
     <w:multiLevelType w:val="hybridMultilevel"/>
     <w:tmpl w:val="81286D44"/>
@@ -7386,7 +7601,7 @@
       </w:rPr>
     </w:lvl>
   </w:abstractNum>
-  <w:abstractNum w:abstractNumId="20" w15:restartNumberingAfterBreak="0">
+  <w:abstractNum w:abstractNumId="21" w15:restartNumberingAfterBreak="0">
     <w:nsid w:val="6E1E3EF3"/>
     <w:multiLevelType w:val="multilevel"/>
     <w:tmpl w:val="7F5A0C14"/>
@@ -7535,7 +7750,7 @@
       </w:rPr>
     </w:lvl>
   </w:abstractNum>
-  <w:abstractNum w:abstractNumId="21" w15:restartNumberingAfterBreak="0">
+  <w:abstractNum w:abstractNumId="22" w15:restartNumberingAfterBreak="0">
     <w:nsid w:val="71830B48"/>
     <w:multiLevelType w:val="multilevel"/>
     <w:tmpl w:val="D262A3D0"/>
@@ -7684,7 +7899,7 @@
       </w:rPr>
     </w:lvl>
   </w:abstractNum>
-  <w:abstractNum w:abstractNumId="22" w15:restartNumberingAfterBreak="0">
+  <w:abstractNum w:abstractNumId="23" w15:restartNumberingAfterBreak="0">
     <w:nsid w:val="7BE2700A"/>
     <w:multiLevelType w:val="multilevel"/>
     <w:tmpl w:val="03F4FB2A"/>
@@ -7833,7 +8048,7 @@
       </w:rPr>
     </w:lvl>
   </w:abstractNum>
-  <w:abstractNum w:abstractNumId="23" w15:restartNumberingAfterBreak="0">
+  <w:abstractNum w:abstractNumId="24" w15:restartNumberingAfterBreak="0">
     <w:nsid w:val="7EF95D3F"/>
     <w:multiLevelType w:val="hybridMultilevel"/>
     <w:tmpl w:val="FADC523E"/>
@@ -7974,13 +8189,13 @@
     <w:abstractNumId w:val="0"/>
   </w:num>
   <w:num w:numId="10">
-    <w:abstractNumId w:val="23"/>
+    <w:abstractNumId w:val="24"/>
   </w:num>
   <w:num w:numId="11">
     <w:abstractNumId w:val="10"/>
   </w:num>
   <w:num w:numId="12">
-    <w:abstractNumId w:val="22"/>
+    <w:abstractNumId w:val="23"/>
   </w:num>
   <w:num w:numId="13">
     <w:abstractNumId w:val="11"/>
@@ -7992,31 +8207,34 @@
     <w:abstractNumId w:val="9"/>
   </w:num>
   <w:num w:numId="16">
-    <w:abstractNumId w:val="16"/>
+    <w:abstractNumId w:val="17"/>
   </w:num>
   <w:num w:numId="17">
-    <w:abstractNumId w:val="17"/>
+    <w:abstractNumId w:val="18"/>
   </w:num>
   <w:num w:numId="18">
+    <w:abstractNumId w:val="22"/>
+  </w:num>
+  <w:num w:numId="19">
     <w:abstractNumId w:val="21"/>
   </w:num>
-  <w:num w:numId="19">
-    <w:abstractNumId w:val="20"/>
-  </w:num>
   <w:num w:numId="20">
-    <w:abstractNumId w:val="18"/>
+    <w:abstractNumId w:val="19"/>
   </w:num>
   <w:num w:numId="21">
     <w:abstractNumId w:val="12"/>
   </w:num>
   <w:num w:numId="22">
-    <w:abstractNumId w:val="19"/>
+    <w:abstractNumId w:val="20"/>
   </w:num>
   <w:num w:numId="23">
     <w:abstractNumId w:val="15"/>
   </w:num>
   <w:num w:numId="24">
     <w:abstractNumId w:val="13"/>
+  </w:num>
+  <w:num w:numId="25">
+    <w:abstractNumId w:val="16"/>
   </w:num>
 </w:numbering>
 </file>
@@ -8618,6 +8836,7 @@
   <w:style w:type="character" w:default="1" w:styleId="DefaultParagraphFont">
     <w:name w:val="Default Paragraph Font"/>
     <w:uiPriority w:val="1"/>
+    <w:semiHidden/>
     <w:unhideWhenUsed/>
   </w:style>
   <w:style w:type="table" w:default="1" w:styleId="TableNormal">
@@ -19845,7 +20064,7 @@
 </file>
 
 <file path=customXml/itemProps1.xml><?xml version="1.0" encoding="utf-8"?>
-<ds:datastoreItem xmlns:ds="http://schemas.openxmlformats.org/officeDocument/2006/customXml" ds:itemID="{F27D1E35-9FAE-4C65-B068-78A777179811}">
+<ds:datastoreItem xmlns:ds="http://schemas.openxmlformats.org/officeDocument/2006/customXml" ds:itemID="{EDDAE43E-7C7B-4E91-9F0D-E4D4E18D1C78}">
   <ds:schemaRefs>
     <ds:schemaRef ds:uri="http://schemas.openxmlformats.org/officeDocument/2006/bibliography"/>
   </ds:schemaRefs>

--- a/Documentation/Sokoni Hub Logbook.docx
+++ b/Documentation/Sokoni Hub Logbook.docx
@@ -440,16 +440,7 @@
           <w:sz w:val="20"/>
           <w:szCs w:val="20"/>
         </w:rPr>
-        <w:t>PHP, MySQL, HTML, CSS</w:t>
-      </w:r>
-      <w:r>
-        <w:rPr>
-          <w:rFonts w:ascii="Arial" w:eastAsia="Arial" w:hAnsi="Arial" w:cs="Arial"/>
-          <w:color w:val="000000"/>
-          <w:sz w:val="20"/>
-          <w:szCs w:val="20"/>
-        </w:rPr>
-        <w:t>, JavaScript</w:t>
+        <w:t>PHP, MySQL, HTML, CSS, JavaScript</w:t>
       </w:r>
       <w:r>
         <w:rPr>
@@ -572,8 +563,6 @@
           <w:rFonts w:ascii="Times New Roman" w:hAnsi="Times New Roman" w:cs="Times New Roman"/>
         </w:rPr>
       </w:pPr>
-      <w:bookmarkStart w:id="1" w:name="_GoBack"/>
-      <w:bookmarkEnd w:id="1"/>
     </w:p>
     <w:p>
       <w:pPr>
@@ -680,14 +669,14 @@
           <w:rFonts w:ascii="Times New Roman" w:hAnsi="Times New Roman" w:cs="Times New Roman"/>
         </w:rPr>
       </w:pPr>
-      <w:bookmarkStart w:id="2" w:name="_Toc231542527"/>
+      <w:bookmarkStart w:id="1" w:name="_Toc231542527"/>
       <w:r>
         <w:rPr>
           <w:rFonts w:ascii="Times New Roman" w:hAnsi="Times New Roman" w:cs="Times New Roman"/>
         </w:rPr>
         <w:t>Table of Contents</w:t>
       </w:r>
-      <w:bookmarkEnd w:id="2"/>
+      <w:bookmarkEnd w:id="1"/>
     </w:p>
     <w:sdt>
       <w:sdtPr>
@@ -3480,7 +3469,7 @@
           <w:rFonts w:ascii="Times New Roman" w:hAnsi="Times New Roman" w:cs="Times New Roman"/>
         </w:rPr>
       </w:pPr>
-      <w:bookmarkStart w:id="3" w:name="_Toc231542528"/>
+      <w:bookmarkStart w:id="2" w:name="_Toc231542528"/>
       <w:r>
         <w:rPr>
           <w:rFonts w:ascii="Times New Roman" w:eastAsia="Arial" w:hAnsi="Times New Roman" w:cs="Times New Roman"/>
@@ -3489,7 +3478,7 @@
         <w:lastRenderedPageBreak/>
         <w:t>Project Overview</w:t>
       </w:r>
-      <w:bookmarkEnd w:id="3"/>
+      <w:bookmarkEnd w:id="2"/>
     </w:p>
     <w:p>
       <w:pPr>
@@ -3566,7 +3555,7 @@
           <w:rFonts w:ascii="Times New Roman" w:hAnsi="Times New Roman" w:cs="Times New Roman"/>
         </w:rPr>
       </w:pPr>
-      <w:bookmarkStart w:id="4" w:name="_Toc231542529"/>
+      <w:bookmarkStart w:id="3" w:name="_Toc231542529"/>
       <w:r>
         <w:rPr>
           <w:rFonts w:ascii="Times New Roman" w:eastAsia="Arial" w:hAnsi="Times New Roman" w:cs="Times New Roman"/>
@@ -3574,21 +3563,7 @@
         </w:rPr>
         <w:t>Project Folder Structure</w:t>
       </w:r>
-      <w:bookmarkEnd w:id="4"/>
-    </w:p>
-    <w:p>
-      <w:pPr>
-        <w:spacing w:before="60" w:after="80"/>
-        <w:rPr>
-          <w:rFonts w:ascii="Times New Roman" w:hAnsi="Times New Roman" w:cs="Times New Roman"/>
-        </w:rPr>
-      </w:pPr>
-      <w:r>
-        <w:rPr>
-          <w:rFonts w:ascii="Times New Roman" w:eastAsia="Arial" w:hAnsi="Times New Roman" w:cs="Times New Roman"/>
-        </w:rPr>
-        <w:t>The project follows the professional folder structure introduced in Week 4:</w:t>
-      </w:r>
+      <w:bookmarkEnd w:id="3"/>
     </w:p>
     <w:p>
       <w:pPr>
@@ -3651,7 +3626,7 @@
           <w:rFonts w:ascii="Times New Roman" w:hAnsi="Times New Roman" w:cs="Times New Roman"/>
         </w:rPr>
       </w:pPr>
-      <w:bookmarkStart w:id="5" w:name="_Toc231542530"/>
+      <w:bookmarkStart w:id="4" w:name="_Toc231542530"/>
       <w:r>
         <w:rPr>
           <w:rFonts w:ascii="Times New Roman" w:hAnsi="Times New Roman" w:cs="Times New Roman"/>
@@ -3659,7 +3634,7 @@
         <w:lastRenderedPageBreak/>
         <w:t>Week 1: Local Environment Setup</w:t>
       </w:r>
-      <w:bookmarkEnd w:id="5"/>
+      <w:bookmarkEnd w:id="4"/>
     </w:p>
     <w:p>
       <w:pPr>
@@ -3674,7 +3649,7 @@
           <w:docGrid w:linePitch="360"/>
         </w:sectPr>
       </w:pPr>
-      <w:bookmarkStart w:id="6" w:name="_Toc231542531"/>
+      <w:bookmarkStart w:id="5" w:name="_Toc231542531"/>
       <w:r>
         <w:rPr>
           <w:rFonts w:ascii="Times New Roman" w:hAnsi="Times New Roman" w:cs="Times New Roman"/>
@@ -3687,13 +3662,13 @@
         </w:rPr>
         <w:t>Installation and Testing of Local Development Environment</w:t>
       </w:r>
-      <w:bookmarkEnd w:id="6"/>
+      <w:bookmarkEnd w:id="5"/>
     </w:p>
     <w:p>
       <w:pPr>
         <w:pStyle w:val="Heading3"/>
       </w:pPr>
-      <w:bookmarkStart w:id="7" w:name="_Toc231542532"/>
+      <w:bookmarkStart w:id="6" w:name="_Toc231542532"/>
       <w:r>
         <w:t>Fig 1</w:t>
       </w:r>
@@ -3701,9 +3676,14 @@
         <w:t>.1</w:t>
       </w:r>
       <w:r>
-        <w:t>: Installation of XAMPP</w:t>
-      </w:r>
+        <w:t>: Installation of XAM</w:t>
+      </w:r>
+      <w:bookmarkStart w:id="7" w:name="_GoBack"/>
       <w:bookmarkEnd w:id="7"/>
+      <w:r>
+        <w:t>PP</w:t>
+      </w:r>
+      <w:bookmarkEnd w:id="6"/>
     </w:p>
     <w:p>
       <w:pPr>
@@ -3835,19 +3815,6 @@
           </wp:inline>
         </w:drawing>
       </w:r>
-      <w:r>
-        <w:rPr>
-          <w:rFonts w:ascii="Times New Roman" w:hAnsi="Times New Roman" w:cs="Times New Roman"/>
-        </w:rPr>
-        <w:br/>
-      </w:r>
-    </w:p>
-    <w:p>
-      <w:pPr>
-        <w:rPr>
-          <w:rFonts w:ascii="Times New Roman" w:hAnsi="Times New Roman" w:cs="Times New Roman"/>
-        </w:rPr>
-      </w:pPr>
     </w:p>
     <w:p>
       <w:pPr>
@@ -3935,16 +3902,22 @@
           <w:rFonts w:ascii="Times New Roman" w:hAnsi="Times New Roman" w:cs="Times New Roman"/>
         </w:rPr>
       </w:pPr>
-      <w:r>
-        <w:rPr>
-          <w:rFonts w:ascii="Times New Roman" w:hAnsi="Times New Roman" w:cs="Times New Roman"/>
-          <w:noProof/>
+    </w:p>
+    <w:p>
+      <w:pPr>
+        <w:rPr>
+          <w:rFonts w:ascii="Times New Roman" w:hAnsi="Times New Roman" w:cs="Times New Roman"/>
+        </w:rPr>
+      </w:pPr>
+      <w:r>
+        <w:rPr>
+          <w:rFonts w:ascii="Times New Roman" w:hAnsi="Times New Roman" w:cs="Times New Roman"/>
         </w:rPr>
         <w:drawing>
-          <wp:inline distT="0" distB="0" distL="0" distR="0">
-            <wp:extent cx="3367473" cy="1781175"/>
-            <wp:effectExtent l="0" t="0" r="4445" b="0"/>
-            <wp:docPr id="5" name="Picture 5"/>
+          <wp:inline distT="0" distB="0" distL="0" distR="0" wp14:anchorId="5E5253D6" wp14:editId="30B700A9">
+            <wp:extent cx="4745736" cy="1647825"/>
+            <wp:effectExtent l="0" t="0" r="0" b="0"/>
+            <wp:docPr id="12" name="Picture 12"/>
             <wp:cNvGraphicFramePr>
               <a:graphicFrameLocks xmlns:a="http://schemas.openxmlformats.org/drawingml/2006/main" noChangeAspect="1"/>
             </wp:cNvGraphicFramePr>
@@ -3952,29 +3925,30 @@
               <a:graphicData uri="http://schemas.openxmlformats.org/drawingml/2006/picture">
                 <pic:pic xmlns:pic="http://schemas.openxmlformats.org/drawingml/2006/picture">
                   <pic:nvPicPr>
-                    <pic:cNvPr id="5" name="Screenshot 2026-06-04 104401.png"/>
+                    <pic:cNvPr id="1" name=""/>
                     <pic:cNvPicPr/>
                   </pic:nvPicPr>
-                  <pic:blipFill>
-                    <a:blip r:embed="rId13">
-                      <a:extLst>
-                        <a:ext uri="{28A0092B-C50C-407E-A947-70E740481C1C}">
-                          <a14:useLocalDpi xmlns:a14="http://schemas.microsoft.com/office/drawing/2010/main" val="0"/>
-                        </a:ext>
-                      </a:extLst>
-                    </a:blip>
-                    <a:stretch>
-                      <a:fillRect/>
-                    </a:stretch>
+                  <pic:blipFill rotWithShape="1">
+                    <a:blip r:embed="rId13"/>
+                    <a:srcRect b="59333"/>
+                    <a:stretch/>
                   </pic:blipFill>
-                  <pic:spPr>
+                  <pic:spPr bwMode="auto">
                     <a:xfrm>
                       <a:off x="0" y="0"/>
-                      <a:ext cx="3373569" cy="1784399"/>
+                      <a:ext cx="4751861" cy="1649952"/>
                     </a:xfrm>
                     <a:prstGeom prst="rect">
                       <a:avLst/>
                     </a:prstGeom>
+                    <a:ln>
+                      <a:noFill/>
+                    </a:ln>
+                    <a:extLst>
+                      <a:ext uri="{53640926-AAD7-44D8-BBD7-CCE9431645EC}">
+                        <a14:shadowObscured xmlns:a14="http://schemas.microsoft.com/office/drawing/2010/main"/>
+                      </a:ext>
+                    </a:extLst>
                   </pic:spPr>
                 </pic:pic>
               </a:graphicData>
@@ -4138,6 +4112,9 @@
     <w:p>
       <w:pPr>
         <w:pStyle w:val="Heading1"/>
+        <w:tabs>
+          <w:tab w:val="left" w:pos="5325"/>
+        </w:tabs>
         <w:rPr>
           <w:rFonts w:ascii="Times New Roman" w:hAnsi="Times New Roman" w:cs="Times New Roman"/>
         </w:rPr>
@@ -4151,15 +4128,26 @@
         <w:t>Week 2: Wireframes and GUI Design</w:t>
       </w:r>
       <w:bookmarkEnd w:id="12"/>
+      <w:r>
+        <w:rPr>
+          <w:rFonts w:ascii="Times New Roman" w:hAnsi="Times New Roman" w:cs="Times New Roman"/>
+        </w:rPr>
+        <w:tab/>
+      </w:r>
     </w:p>
     <w:p>
+      <w:bookmarkStart w:id="13" w:name="_Toc231542538"/>
+      <w:r>
+        <w:t>Planning the application visually before writing any HTML or CSS  wireframes, GUI layouts, and technology decisions.</w:t>
+      </w:r>
+    </w:p>
+    <w:p>
       <w:pPr>
         <w:pStyle w:val="Heading2"/>
         <w:rPr>
           <w:rFonts w:ascii="Times New Roman" w:hAnsi="Times New Roman" w:cs="Times New Roman"/>
         </w:rPr>
       </w:pPr>
-      <w:bookmarkStart w:id="13" w:name="_Toc231542538"/>
       <w:r>
         <w:rPr>
           <w:rFonts w:ascii="Times New Roman" w:hAnsi="Times New Roman" w:cs="Times New Roman"/>
@@ -4174,6 +4162,7 @@
       </w:r>
       <w:bookmarkEnd w:id="13"/>
     </w:p>
+    <w:p/>
     <w:p>
       <w:pPr>
         <w:pStyle w:val="Heading3"/>
@@ -4206,8 +4195,8 @@
         </w:rPr>
         <w:drawing>
           <wp:inline distT="0" distB="0" distL="0" distR="0">
-            <wp:extent cx="4626610" cy="1676400"/>
-            <wp:effectExtent l="0" t="0" r="2540" b="0"/>
+            <wp:extent cx="5126072" cy="1857375"/>
+            <wp:effectExtent l="0" t="0" r="0" b="0"/>
             <wp:docPr id="23" name="Picture 23"/>
             <wp:cNvGraphicFramePr>
               <a:graphicFrameLocks xmlns:a="http://schemas.openxmlformats.org/drawingml/2006/main" noChangeAspect="1"/>
@@ -4233,7 +4222,7 @@
                   <pic:spPr bwMode="auto">
                     <a:xfrm>
                       <a:off x="0" y="0"/>
-                      <a:ext cx="4626610" cy="1676400"/>
+                      <a:ext cx="5141569" cy="1862990"/>
                     </a:xfrm>
                     <a:prstGeom prst="rect">
                       <a:avLst/>
@@ -4253,26 +4242,23 @@
           </wp:inline>
         </w:drawing>
       </w:r>
-      <w:r>
-        <w:rPr>
-          <w:rFonts w:ascii="Times New Roman" w:hAnsi="Times New Roman" w:cs="Times New Roman"/>
-        </w:rPr>
-        <w:br/>
-      </w:r>
     </w:p>
     <w:p>
       <w:pPr>
         <w:pStyle w:val="Heading3"/>
       </w:pPr>
-      <w:bookmarkStart w:id="15" w:name="_Toc231542540"/>
-      <w:r>
-        <w:t>Fig 2</w:t>
-      </w:r>
-      <w:r>
-        <w:t>.1.2</w:t>
-      </w:r>
-      <w:r>
-        <w:t>: Dashboard Layout Design</w:t>
+      <w:bookmarkStart w:id="15" w:name="_Toc231542541"/>
+      <w:r>
+        <w:t xml:space="preserve">Fig </w:t>
+      </w:r>
+      <w:r>
+        <w:t>2.1.</w:t>
+      </w:r>
+      <w:r>
+        <w:t>2</w:t>
+      </w:r>
+      <w:r>
+        <w:t>: Mobile View Mockup</w:t>
       </w:r>
       <w:bookmarkEnd w:id="15"/>
     </w:p>
@@ -4280,18 +4266,26 @@
       <w:pPr>
         <w:rPr>
           <w:rFonts w:ascii="Times New Roman" w:hAnsi="Times New Roman" w:cs="Times New Roman"/>
-        </w:rPr>
-      </w:pPr>
-      <w:r>
-        <w:rPr>
-          <w:rFonts w:ascii="Times New Roman" w:hAnsi="Times New Roman" w:cs="Times New Roman"/>
           <w:noProof/>
         </w:rPr>
+      </w:pPr>
+    </w:p>
+    <w:p>
+      <w:pPr>
+        <w:rPr>
+          <w:rFonts w:ascii="Times New Roman" w:hAnsi="Times New Roman" w:cs="Times New Roman"/>
+        </w:rPr>
+      </w:pPr>
+      <w:r>
+        <w:rPr>
+          <w:rFonts w:ascii="Times New Roman" w:hAnsi="Times New Roman" w:cs="Times New Roman"/>
+          <w:noProof/>
+        </w:rPr>
         <w:drawing>
-          <wp:inline distT="0" distB="0" distL="0" distR="0" wp14:anchorId="33F40014" wp14:editId="32EDC422">
-            <wp:extent cx="5486400" cy="2886075"/>
-            <wp:effectExtent l="0" t="0" r="0" b="9525"/>
-            <wp:docPr id="24" name="Picture 24"/>
+          <wp:inline distT="0" distB="0" distL="0" distR="0" wp14:anchorId="6CBC6F3A" wp14:editId="792A6C72">
+            <wp:extent cx="2543175" cy="2638425"/>
+            <wp:effectExtent l="0" t="0" r="9525" b="9525"/>
+            <wp:docPr id="30" name="Picture 30"/>
             <wp:cNvGraphicFramePr>
               <a:graphicFrameLocks xmlns:a="http://schemas.openxmlformats.org/drawingml/2006/main" noChangeAspect="1"/>
             </wp:cNvGraphicFramePr>
@@ -4302,20 +4296,27 @@
                     <pic:cNvPr id="1" name=""/>
                     <pic:cNvPicPr/>
                   </pic:nvPicPr>
-                  <pic:blipFill>
+                  <pic:blipFill rotWithShape="1">
                     <a:blip r:embed="rId15"/>
-                    <a:stretch>
-                      <a:fillRect/>
-                    </a:stretch>
+                    <a:srcRect r="12074" b="10048"/>
+                    <a:stretch/>
                   </pic:blipFill>
-                  <pic:spPr>
+                  <pic:spPr bwMode="auto">
                     <a:xfrm>
                       <a:off x="0" y="0"/>
-                      <a:ext cx="5486400" cy="2886075"/>
+                      <a:ext cx="2548151" cy="2643587"/>
                     </a:xfrm>
                     <a:prstGeom prst="rect">
                       <a:avLst/>
                     </a:prstGeom>
+                    <a:ln>
+                      <a:noFill/>
+                    </a:ln>
+                    <a:extLst>
+                      <a:ext uri="{53640926-AAD7-44D8-BBD7-CCE9431645EC}">
+                        <a14:shadowObscured xmlns:a14="http://schemas.microsoft.com/office/drawing/2010/main"/>
+                      </a:ext>
+                    </a:extLst>
                   </pic:spPr>
                 </pic:pic>
               </a:graphicData>
@@ -4334,7 +4335,7 @@
       <w:pPr>
         <w:pStyle w:val="Heading3"/>
       </w:pPr>
-      <w:bookmarkStart w:id="16" w:name="_Toc231542541"/>
+      <w:bookmarkStart w:id="16" w:name="_Toc231542542"/>
       <w:r>
         <w:lastRenderedPageBreak/>
         <w:t xml:space="preserve">Fig </w:t>
@@ -4343,7 +4344,10 @@
         <w:t>2.1.</w:t>
       </w:r>
       <w:r>
-        <w:t>3: Mobile View Mockup</w:t>
+        <w:t>3</w:t>
+      </w:r>
+      <w:r>
+        <w:t>: GUI Prototype</w:t>
       </w:r>
       <w:bookmarkEnd w:id="16"/>
     </w:p>
@@ -4356,13 +4360,18 @@
       <w:r>
         <w:rPr>
           <w:rFonts w:ascii="Times New Roman" w:hAnsi="Times New Roman" w:cs="Times New Roman"/>
-          <w:noProof/>
+        </w:rPr>
+        <w:br/>
+      </w:r>
+      <w:r>
+        <w:rPr>
+          <w:rFonts w:ascii="Times New Roman" w:hAnsi="Times New Roman" w:cs="Times New Roman"/>
         </w:rPr>
         <w:drawing>
-          <wp:inline distT="0" distB="0" distL="0" distR="0" wp14:anchorId="6CBC6F3A" wp14:editId="792A6C72">
-            <wp:extent cx="2892672" cy="3409950"/>
-            <wp:effectExtent l="0" t="0" r="3175" b="0"/>
-            <wp:docPr id="30" name="Picture 30"/>
+          <wp:inline distT="0" distB="0" distL="0" distR="0" wp14:anchorId="50C84DA6" wp14:editId="5FBCDE79">
+            <wp:extent cx="5051330" cy="2838450"/>
+            <wp:effectExtent l="0" t="0" r="0" b="0"/>
+            <wp:docPr id="3" name="Picture 3"/>
             <wp:cNvGraphicFramePr>
               <a:graphicFrameLocks xmlns:a="http://schemas.openxmlformats.org/drawingml/2006/main" noChangeAspect="1"/>
             </wp:cNvGraphicFramePr>
@@ -4382,7 +4391,7 @@
                   <pic:spPr>
                     <a:xfrm>
                       <a:off x="0" y="0"/>
-                      <a:ext cx="2898084" cy="3416330"/>
+                      <a:ext cx="5054169" cy="2840045"/>
                     </a:xfrm>
                     <a:prstGeom prst="rect">
                       <a:avLst/>
@@ -4394,129 +4403,94 @@
           </wp:inline>
         </w:drawing>
       </w:r>
-      <w:r>
-        <w:rPr>
-          <w:rFonts w:ascii="Times New Roman" w:hAnsi="Times New Roman" w:cs="Times New Roman"/>
-        </w:rPr>
-        <w:br/>
-      </w:r>
     </w:p>
     <w:p>
       <w:pPr>
-        <w:pStyle w:val="Heading3"/>
-      </w:pPr>
-      <w:bookmarkStart w:id="17" w:name="_Toc231542542"/>
-      <w:r>
-        <w:t xml:space="preserve">Fig </w:t>
-      </w:r>
-      <w:r>
-        <w:t>2.1.</w:t>
-      </w:r>
-      <w:r>
-        <w:t>5: GUI Prototype</w:t>
+        <w:pStyle w:val="Heading2"/>
+      </w:pPr>
+      <w:bookmarkStart w:id="17" w:name="_Toc231542543"/>
+      <w:r>
+        <w:t xml:space="preserve">2.2 Week 2 </w:t>
+      </w:r>
+      <w:r>
+        <w:t>Reflection</w:t>
       </w:r>
       <w:bookmarkEnd w:id="17"/>
+      <w:r>
+        <w:t xml:space="preserve"> </w:t>
+      </w:r>
     </w:p>
     <w:p>
-      <w:pPr>
-        <w:rPr>
-          <w:rFonts w:ascii="Times New Roman" w:hAnsi="Times New Roman" w:cs="Times New Roman"/>
-        </w:rPr>
-      </w:pPr>
-      <w:r>
-        <w:rPr>
-          <w:rFonts w:ascii="Times New Roman" w:hAnsi="Times New Roman" w:cs="Times New Roman"/>
-        </w:rPr>
-        <w:br/>
+      <w:r>
+        <w:t>During this week, I planned the user interface and overall navigation structure for SokoniHub. Wireframes were created to visualize how users would interact with the system, including login, product browsing, shopping cart, and dashboard pages.</w:t>
       </w:r>
     </w:p>
     <w:p>
-      <w:pPr>
-        <w:pStyle w:val="Heading2"/>
-      </w:pPr>
-      <w:bookmarkStart w:id="18" w:name="_Toc231542543"/>
-      <w:r>
-        <w:t xml:space="preserve">2.2 Week 2 </w:t>
-      </w:r>
-      <w:r>
-        <w:t>Reflection</w:t>
-      </w:r>
-      <w:bookmarkEnd w:id="18"/>
-      <w:r>
-        <w:t xml:space="preserve"> </w:t>
+      <w:r>
+        <w:t xml:space="preserve"> The design focused on simplicity, accessibility, and easy navigation. A mobile-responsive layout was also considered to support users accessing the platform through smartphones. The screenshots demonstrate the design process, navigation planning, dashboard structure, color selection, and prototype development. </w:t>
       </w:r>
     </w:p>
     <w:p>
-      <w:r>
-        <w:t>During this week, I planned the user interface and overall navigation structure for SokoniHub. Wireframes were created to visualize how users would interact with the system, including login, product browsing, shopping cart, and dashboard pages.</w:t>
+      <w:pPr>
+        <w:rPr>
+          <w:rFonts w:ascii="Times New Roman" w:hAnsi="Times New Roman" w:cs="Times New Roman"/>
+        </w:rPr>
+      </w:pPr>
+      <w:r>
+        <w:t>This planning stage helped establish a clear development roadmap before implementation began.</w:t>
+      </w:r>
+      <w:r>
+        <w:rPr>
+          <w:rFonts w:ascii="Times New Roman" w:hAnsi="Times New Roman" w:cs="Times New Roman"/>
+        </w:rPr>
+        <w:br w:type="page"/>
       </w:r>
     </w:p>
     <w:p>
-      <w:r>
-        <w:t xml:space="preserve"> The design focused on simplicity, accessibility, and easy navigation. A mobile-responsive layout was also considered to support users accessing the platform through smartphones. The screenshots demonstrate the design process, navigation planning, dashboard structure, color selection, and prototype development. </w:t>
-      </w:r>
+      <w:pPr>
+        <w:pStyle w:val="Heading1"/>
+        <w:rPr>
+          <w:rFonts w:ascii="Times New Roman" w:hAnsi="Times New Roman" w:cs="Times New Roman"/>
+        </w:rPr>
+      </w:pPr>
+      <w:bookmarkStart w:id="18" w:name="_Toc231542544"/>
+      <w:r>
+        <w:rPr>
+          <w:rFonts w:ascii="Times New Roman" w:hAnsi="Times New Roman" w:cs="Times New Roman"/>
+        </w:rPr>
+        <w:lastRenderedPageBreak/>
+        <w:t>Week 3: JavaScript and PHP Basics</w:t>
+      </w:r>
+      <w:bookmarkEnd w:id="18"/>
     </w:p>
     <w:p>
       <w:pPr>
-        <w:rPr>
-          <w:rFonts w:ascii="Times New Roman" w:hAnsi="Times New Roman" w:cs="Times New Roman"/>
-        </w:rPr>
-      </w:pPr>
-      <w:r>
-        <w:t>This planning stage helped establish a clear development roadmap before implementation began.</w:t>
-      </w:r>
-      <w:r>
-        <w:rPr>
-          <w:rFonts w:ascii="Times New Roman" w:hAnsi="Times New Roman" w:cs="Times New Roman"/>
-        </w:rPr>
-        <w:br w:type="page"/>
-      </w:r>
-    </w:p>
-    <w:p>
-      <w:pPr>
-        <w:pStyle w:val="Heading1"/>
-        <w:rPr>
-          <w:rFonts w:ascii="Times New Roman" w:hAnsi="Times New Roman" w:cs="Times New Roman"/>
-        </w:rPr>
-      </w:pPr>
-      <w:bookmarkStart w:id="19" w:name="_Toc231542544"/>
-      <w:r>
-        <w:rPr>
-          <w:rFonts w:ascii="Times New Roman" w:hAnsi="Times New Roman" w:cs="Times New Roman"/>
-        </w:rPr>
-        <w:lastRenderedPageBreak/>
-        <w:t>Week 3: JavaScript and PHP Basics</w:t>
+        <w:pStyle w:val="Heading2"/>
+      </w:pPr>
+      <w:bookmarkStart w:id="19" w:name="_Toc231542545"/>
+      <w:r>
+        <w:t>3.1</w:t>
+      </w:r>
+      <w:r>
+        <w:t xml:space="preserve"> Frontend Interaction and Backend Foundations</w:t>
       </w:r>
       <w:bookmarkEnd w:id="19"/>
     </w:p>
     <w:p>
       <w:pPr>
-        <w:pStyle w:val="Heading2"/>
-      </w:pPr>
-      <w:bookmarkStart w:id="20" w:name="_Toc231542545"/>
-      <w:r>
-        <w:t>3.1</w:t>
-      </w:r>
-      <w:r>
-        <w:t xml:space="preserve"> Frontend Interaction and Backend Foundations</w:t>
+        <w:pStyle w:val="Heading3"/>
+      </w:pPr>
+      <w:bookmarkStart w:id="20" w:name="_Toc231542546"/>
+      <w:r>
+        <w:t xml:space="preserve">Fig </w:t>
+      </w:r>
+      <w:r>
+        <w:t>3.1.</w:t>
+      </w:r>
+      <w:r>
+        <w:t>1: JavaScript Form Validation</w:t>
       </w:r>
       <w:bookmarkEnd w:id="20"/>
-    </w:p>
-    <w:p>
-      <w:pPr>
-        <w:pStyle w:val="Heading3"/>
-      </w:pPr>
-      <w:bookmarkStart w:id="21" w:name="_Toc231542546"/>
-      <w:r>
-        <w:t xml:space="preserve">Fig </w:t>
-      </w:r>
-      <w:r>
-        <w:t>3.1.</w:t>
-      </w:r>
-      <w:r>
-        <w:t>1: JavaScript Form Validation</w:t>
-      </w:r>
-      <w:bookmarkEnd w:id="21"/>
     </w:p>
     <w:p>
       <w:pPr>
@@ -4576,7 +4550,7 @@
       <w:pPr>
         <w:pStyle w:val="Heading3"/>
       </w:pPr>
-      <w:bookmarkStart w:id="22" w:name="_Toc231542547"/>
+      <w:bookmarkStart w:id="21" w:name="_Toc231542547"/>
       <w:r>
         <w:t xml:space="preserve">Fig </w:t>
       </w:r>
@@ -4586,7 +4560,7 @@
       <w:r>
         <w:t>2: Password Strength Checker</w:t>
       </w:r>
-      <w:bookmarkEnd w:id="22"/>
+      <w:bookmarkEnd w:id="21"/>
     </w:p>
     <w:p>
       <w:pPr>
@@ -4646,7 +4620,7 @@
       <w:pPr>
         <w:pStyle w:val="Heading3"/>
       </w:pPr>
-      <w:bookmarkStart w:id="23" w:name="_Toc231542548"/>
+      <w:bookmarkStart w:id="22" w:name="_Toc231542548"/>
       <w:r>
         <w:lastRenderedPageBreak/>
         <w:t>Fig 3</w:t>
@@ -4657,7 +4631,7 @@
       <w:r>
         <w:t>: PHP Syntax Practice</w:t>
       </w:r>
-      <w:bookmarkEnd w:id="23"/>
+      <w:bookmarkEnd w:id="22"/>
     </w:p>
     <w:p>
       <w:pPr>
@@ -4724,7 +4698,7 @@
       <w:pPr>
         <w:pStyle w:val="Heading3"/>
       </w:pPr>
-      <w:bookmarkStart w:id="24" w:name="_Toc231542549"/>
+      <w:bookmarkStart w:id="23" w:name="_Toc231542549"/>
       <w:r>
         <w:t xml:space="preserve">Fig </w:t>
       </w:r>
@@ -4734,7 +4708,7 @@
       <w:r>
         <w:t>4: Database Connection Script</w:t>
       </w:r>
-      <w:bookmarkEnd w:id="24"/>
+      <w:bookmarkEnd w:id="23"/>
     </w:p>
     <w:p>
       <w:pPr>
@@ -4794,7 +4768,7 @@
       <w:pPr>
         <w:pStyle w:val="Heading3"/>
       </w:pPr>
-      <w:bookmarkStart w:id="25" w:name="_Toc231542550"/>
+      <w:bookmarkStart w:id="24" w:name="_Toc231542550"/>
       <w:r>
         <w:t xml:space="preserve">Fig </w:t>
       </w:r>
@@ -4804,7 +4778,7 @@
       <w:r>
         <w:t>5: Dynamic User Input Handling</w:t>
       </w:r>
-      <w:bookmarkEnd w:id="25"/>
+      <w:bookmarkEnd w:id="24"/>
     </w:p>
     <w:p>
       <w:pPr>
@@ -4864,7 +4838,7 @@
       <w:pPr>
         <w:pStyle w:val="Heading2"/>
       </w:pPr>
-      <w:bookmarkStart w:id="26" w:name="_Toc231542551"/>
+      <w:bookmarkStart w:id="25" w:name="_Toc231542551"/>
       <w:r>
         <w:lastRenderedPageBreak/>
         <w:t xml:space="preserve">3.2 </w:t>
@@ -4874,72 +4848,72 @@
       </w:r>
       <w:r>
         <w:t xml:space="preserve"> Reflection</w:t>
+      </w:r>
+      <w:bookmarkEnd w:id="25"/>
+    </w:p>
+    <w:p>
+      <w:r>
+        <w:t>This week involved learning and implementing JavaScript and PHP fundamentals required for building interactive web applications.</w:t>
+      </w:r>
+    </w:p>
+    <w:p>
+      <w:r>
+        <w:t xml:space="preserve"> JavaScript was used for form validation and improving user experience by preventing invalid submissions. PHP was used to process user inputs and communicate with the MySQL database. </w:t>
+      </w:r>
+    </w:p>
+    <w:p>
+      <w:r>
+        <w:t xml:space="preserve">I also practiced writing database connection scripts and handling dynamic form data. One challenge was understanding how frontend validation complements backend processing, which became clearer through practical implementation. </w:t>
+      </w:r>
+    </w:p>
+    <w:p>
+      <w:pPr>
+        <w:rPr>
+          <w:rFonts w:ascii="Times New Roman" w:hAnsi="Times New Roman" w:cs="Times New Roman"/>
+        </w:rPr>
+      </w:pPr>
+      <w:r>
+        <w:t>The screenshots demonstrate form validation, password checking, PHP coding exercises, database connectivity, and dynamic user input processing.</w:t>
+      </w:r>
+      <w:r>
+        <w:rPr>
+          <w:rFonts w:ascii="Times New Roman" w:hAnsi="Times New Roman" w:cs="Times New Roman"/>
+        </w:rPr>
+        <w:br w:type="page"/>
+      </w:r>
+    </w:p>
+    <w:p>
+      <w:pPr>
+        <w:pStyle w:val="Heading1"/>
+        <w:rPr>
+          <w:rFonts w:ascii="Times New Roman" w:hAnsi="Times New Roman" w:cs="Times New Roman"/>
+        </w:rPr>
+      </w:pPr>
+      <w:bookmarkStart w:id="26" w:name="_Toc231542552"/>
+      <w:r>
+        <w:rPr>
+          <w:rFonts w:ascii="Times New Roman" w:hAnsi="Times New Roman" w:cs="Times New Roman"/>
+        </w:rPr>
+        <w:lastRenderedPageBreak/>
+        <w:t>Week 4 Database creation</w:t>
       </w:r>
       <w:bookmarkEnd w:id="26"/>
     </w:p>
     <w:p>
-      <w:r>
-        <w:t>This week involved learning and implementing JavaScript and PHP fundamentals required for building interactive web applications.</w:t>
-      </w:r>
-    </w:p>
-    <w:p>
-      <w:r>
-        <w:t xml:space="preserve"> JavaScript was used for form validation and improving user experience by preventing invalid submissions. PHP was used to process user inputs and communicate with the MySQL database. </w:t>
-      </w:r>
-    </w:p>
-    <w:p>
-      <w:r>
-        <w:t xml:space="preserve">I also practiced writing database connection scripts and handling dynamic form data. One challenge was understanding how frontend validation complements backend processing, which became clearer through practical implementation. </w:t>
-      </w:r>
-    </w:p>
-    <w:p>
-      <w:pPr>
-        <w:rPr>
-          <w:rFonts w:ascii="Times New Roman" w:hAnsi="Times New Roman" w:cs="Times New Roman"/>
-        </w:rPr>
-      </w:pPr>
-      <w:r>
-        <w:t>The screenshots demonstrate form validation, password checking, PHP coding exercises, database connectivity, and dynamic user input processing.</w:t>
-      </w:r>
-      <w:r>
-        <w:rPr>
-          <w:rFonts w:ascii="Times New Roman" w:hAnsi="Times New Roman" w:cs="Times New Roman"/>
-        </w:rPr>
-        <w:br w:type="page"/>
-      </w:r>
-    </w:p>
-    <w:p>
-      <w:pPr>
-        <w:pStyle w:val="Heading1"/>
-        <w:rPr>
-          <w:rFonts w:ascii="Times New Roman" w:hAnsi="Times New Roman" w:cs="Times New Roman"/>
-        </w:rPr>
-      </w:pPr>
-      <w:bookmarkStart w:id="27" w:name="_Toc231542552"/>
-      <w:r>
-        <w:rPr>
-          <w:rFonts w:ascii="Times New Roman" w:hAnsi="Times New Roman" w:cs="Times New Roman"/>
-        </w:rPr>
-        <w:lastRenderedPageBreak/>
-        <w:t>Week 4 Database creation</w:t>
+      <w:pPr>
+        <w:pStyle w:val="Heading3"/>
+      </w:pPr>
+      <w:bookmarkStart w:id="27" w:name="_Toc231542553"/>
+      <w:r>
+        <w:t xml:space="preserve">Fig </w:t>
+      </w:r>
+      <w:r>
+        <w:t>4.</w:t>
+      </w:r>
+      <w:r>
+        <w:t>1: Database Created in phpMyAdmin</w:t>
       </w:r>
       <w:bookmarkEnd w:id="27"/>
-    </w:p>
-    <w:p>
-      <w:pPr>
-        <w:pStyle w:val="Heading3"/>
-      </w:pPr>
-      <w:bookmarkStart w:id="28" w:name="_Toc231542553"/>
-      <w:r>
-        <w:t xml:space="preserve">Fig </w:t>
-      </w:r>
-      <w:r>
-        <w:t>4.</w:t>
-      </w:r>
-      <w:r>
-        <w:t>1: Database Created in phpMyAdmin</w:t>
-      </w:r>
-      <w:bookmarkEnd w:id="28"/>
     </w:p>
     <w:p>
       <w:pPr>
@@ -4993,7 +4967,7 @@
       <w:pPr>
         <w:pStyle w:val="Heading3"/>
       </w:pPr>
-      <w:bookmarkStart w:id="29" w:name="_Toc231542554"/>
+      <w:bookmarkStart w:id="28" w:name="_Toc231542554"/>
       <w:r>
         <w:t xml:space="preserve">Fig </w:t>
       </w:r>
@@ -5003,7 +4977,7 @@
       <w:r>
         <w:t>2: Users Table Structure</w:t>
       </w:r>
-      <w:bookmarkEnd w:id="29"/>
+      <w:bookmarkEnd w:id="28"/>
     </w:p>
     <w:p>
       <w:pPr>
@@ -5057,7 +5031,7 @@
       <w:pPr>
         <w:pStyle w:val="Heading3"/>
       </w:pPr>
-      <w:bookmarkStart w:id="30" w:name="_Toc231542555"/>
+      <w:bookmarkStart w:id="29" w:name="_Toc231542555"/>
       <w:r>
         <w:lastRenderedPageBreak/>
         <w:t xml:space="preserve">Fig </w:t>
@@ -5068,7 +5042,7 @@
       <w:r>
         <w:t>3: Products Table Structure</w:t>
       </w:r>
-      <w:bookmarkEnd w:id="30"/>
+      <w:bookmarkEnd w:id="29"/>
     </w:p>
     <w:p>
       <w:pPr>
@@ -5122,7 +5096,7 @@
       <w:pPr>
         <w:pStyle w:val="Heading3"/>
       </w:pPr>
-      <w:bookmarkStart w:id="31" w:name="_Toc231542556"/>
+      <w:bookmarkStart w:id="30" w:name="_Toc231542556"/>
       <w:r>
         <w:t xml:space="preserve">Fig </w:t>
       </w:r>
@@ -5132,7 +5106,7 @@
       <w:r>
         <w:t>4: Database Relationships</w:t>
       </w:r>
-      <w:bookmarkEnd w:id="31"/>
+      <w:bookmarkEnd w:id="30"/>
     </w:p>
     <w:p>
       <w:pPr>
@@ -5192,7 +5166,7 @@
       <w:pPr>
         <w:pStyle w:val="Heading3"/>
       </w:pPr>
-      <w:bookmarkStart w:id="32" w:name="_Toc231542557"/>
+      <w:bookmarkStart w:id="31" w:name="_Toc231542557"/>
       <w:r>
         <w:t xml:space="preserve">Fig </w:t>
       </w:r>
@@ -5205,7 +5179,7 @@
       <w:r>
         <w:t>Sample Records in Database</w:t>
       </w:r>
-      <w:bookmarkEnd w:id="32"/>
+      <w:bookmarkEnd w:id="31"/>
     </w:p>
     <w:p>
       <w:pPr>
@@ -5267,145 +5241,145 @@
       <w:pPr>
         <w:pStyle w:val="Heading2"/>
       </w:pPr>
-      <w:bookmarkStart w:id="33" w:name="_Toc231542558"/>
+      <w:bookmarkStart w:id="32" w:name="_Toc231542558"/>
       <w:r>
         <w:t xml:space="preserve">4.2 </w:t>
       </w:r>
       <w:r>
         <w:t>Week 4 Reflection</w:t>
+      </w:r>
+      <w:bookmarkEnd w:id="32"/>
+    </w:p>
+    <w:p>
+      <w:pPr>
+        <w:rPr>
+          <w:rFonts w:ascii="Times New Roman" w:hAnsi="Times New Roman" w:cs="Times New Roman"/>
+          <w:sz w:val="24"/>
+        </w:rPr>
+      </w:pPr>
+      <w:r>
+        <w:rPr>
+          <w:rFonts w:ascii="Times New Roman" w:hAnsi="Times New Roman" w:cs="Times New Roman"/>
+          <w:sz w:val="24"/>
+        </w:rPr>
+        <w:t>This week focused on designing and creating the SokoniHub database using MySQL and phpMyAdmin.</w:t>
+      </w:r>
+    </w:p>
+    <w:p>
+      <w:pPr>
+        <w:rPr>
+          <w:rFonts w:ascii="Times New Roman" w:hAnsi="Times New Roman" w:cs="Times New Roman"/>
+          <w:sz w:val="24"/>
+        </w:rPr>
+      </w:pPr>
+      <w:r>
+        <w:rPr>
+          <w:rFonts w:ascii="Times New Roman" w:hAnsi="Times New Roman" w:cs="Times New Roman"/>
+          <w:sz w:val="24"/>
+        </w:rPr>
+        <w:t>Tables such as users, products, orders, and cart were created with appropriate relationships. Database normalization techniques were applied to reduce data redundancy and improve efficiency.</w:t>
+      </w:r>
+    </w:p>
+    <w:p>
+      <w:pPr>
+        <w:rPr>
+          <w:rFonts w:ascii="Times New Roman" w:hAnsi="Times New Roman" w:cs="Times New Roman"/>
+          <w:sz w:val="24"/>
+        </w:rPr>
+      </w:pPr>
+      <w:r>
+        <w:rPr>
+          <w:rFonts w:ascii="Times New Roman" w:hAnsi="Times New Roman" w:cs="Times New Roman"/>
+          <w:sz w:val="24"/>
+        </w:rPr>
+        <w:t xml:space="preserve"> A challenge encountered was establishing correct foreign key relationships between tables, which was resolved through careful planning and testing. </w:t>
+      </w:r>
+    </w:p>
+    <w:p>
+      <w:pPr>
+        <w:rPr>
+          <w:rFonts w:ascii="Times New Roman" w:hAnsi="Times New Roman" w:cs="Times New Roman"/>
+          <w:sz w:val="24"/>
+        </w:rPr>
+      </w:pPr>
+      <w:r>
+        <w:rPr>
+          <w:rFonts w:ascii="Times New Roman" w:hAnsi="Times New Roman" w:cs="Times New Roman"/>
+          <w:sz w:val="24"/>
+        </w:rPr>
+        <w:t>The screenshots demonstrate database creation, table structures, relationships, sample records, and successful database implementation. This stage provided a structured foundation for storing and managing system data.</w:t>
+      </w:r>
+    </w:p>
+    <w:p>
+      <w:pPr>
+        <w:pStyle w:val="Heading1"/>
+        <w:rPr>
+          <w:rFonts w:ascii="Times New Roman" w:hAnsi="Times New Roman" w:cs="Times New Roman"/>
+        </w:rPr>
+      </w:pPr>
+    </w:p>
+    <w:p>
+      <w:pPr>
+        <w:pStyle w:val="Heading1"/>
+        <w:rPr>
+          <w:rFonts w:ascii="Times New Roman" w:hAnsi="Times New Roman" w:cs="Times New Roman"/>
+        </w:rPr>
+      </w:pPr>
+    </w:p>
+    <w:p>
+      <w:pPr>
+        <w:pStyle w:val="Heading1"/>
+        <w:rPr>
+          <w:rFonts w:ascii="Times New Roman" w:hAnsi="Times New Roman" w:cs="Times New Roman"/>
+        </w:rPr>
+      </w:pPr>
+    </w:p>
+    <w:p>
+      <w:pPr>
+        <w:rPr>
+          <w:rFonts w:ascii="Times New Roman" w:hAnsi="Times New Roman" w:cs="Times New Roman"/>
+        </w:rPr>
+      </w:pPr>
+    </w:p>
+    <w:p>
+      <w:pPr>
+        <w:rPr>
+          <w:rFonts w:ascii="Times New Roman" w:hAnsi="Times New Roman" w:cs="Times New Roman"/>
+        </w:rPr>
+      </w:pPr>
+    </w:p>
+    <w:p>
+      <w:pPr>
+        <w:pStyle w:val="Heading1"/>
+        <w:rPr>
+          <w:rFonts w:ascii="Times New Roman" w:hAnsi="Times New Roman" w:cs="Times New Roman"/>
+        </w:rPr>
+      </w:pPr>
+      <w:bookmarkStart w:id="33" w:name="_Toc231542559"/>
+      <w:r>
+        <w:rPr>
+          <w:rFonts w:ascii="Times New Roman" w:hAnsi="Times New Roman" w:cs="Times New Roman"/>
+        </w:rPr>
+        <w:lastRenderedPageBreak/>
+        <w:t>Week 5: User Registration and Login Module</w:t>
       </w:r>
       <w:bookmarkEnd w:id="33"/>
     </w:p>
     <w:p>
       <w:pPr>
-        <w:rPr>
-          <w:rFonts w:ascii="Times New Roman" w:hAnsi="Times New Roman" w:cs="Times New Roman"/>
-          <w:sz w:val="24"/>
-        </w:rPr>
-      </w:pPr>
-      <w:r>
-        <w:rPr>
-          <w:rFonts w:ascii="Times New Roman" w:hAnsi="Times New Roman" w:cs="Times New Roman"/>
-          <w:sz w:val="24"/>
-        </w:rPr>
-        <w:t>This week focused on designing and creating the SokoniHub database using MySQL and phpMyAdmin.</w:t>
-      </w:r>
-    </w:p>
-    <w:p>
-      <w:pPr>
-        <w:rPr>
-          <w:rFonts w:ascii="Times New Roman" w:hAnsi="Times New Roman" w:cs="Times New Roman"/>
-          <w:sz w:val="24"/>
-        </w:rPr>
-      </w:pPr>
-      <w:r>
-        <w:rPr>
-          <w:rFonts w:ascii="Times New Roman" w:hAnsi="Times New Roman" w:cs="Times New Roman"/>
-          <w:sz w:val="24"/>
-        </w:rPr>
-        <w:t>Tables such as users, products, orders, and cart were created with appropriate relationships. Database normalization techniques were applied to reduce data redundancy and improve efficiency.</w:t>
-      </w:r>
-    </w:p>
-    <w:p>
-      <w:pPr>
-        <w:rPr>
-          <w:rFonts w:ascii="Times New Roman" w:hAnsi="Times New Roman" w:cs="Times New Roman"/>
-          <w:sz w:val="24"/>
-        </w:rPr>
-      </w:pPr>
-      <w:r>
-        <w:rPr>
-          <w:rFonts w:ascii="Times New Roman" w:hAnsi="Times New Roman" w:cs="Times New Roman"/>
-          <w:sz w:val="24"/>
-        </w:rPr>
-        <w:t xml:space="preserve"> A challenge encountered was establishing correct foreign key relationships between tables, which was resolved through careful planning and testing. </w:t>
-      </w:r>
-    </w:p>
-    <w:p>
-      <w:pPr>
-        <w:rPr>
-          <w:rFonts w:ascii="Times New Roman" w:hAnsi="Times New Roman" w:cs="Times New Roman"/>
-          <w:sz w:val="24"/>
-        </w:rPr>
-      </w:pPr>
-      <w:r>
-        <w:rPr>
-          <w:rFonts w:ascii="Times New Roman" w:hAnsi="Times New Roman" w:cs="Times New Roman"/>
-          <w:sz w:val="24"/>
-        </w:rPr>
-        <w:t>The screenshots demonstrate database creation, table structures, relationships, sample records, and successful database implementation. This stage provided a structured foundation for storing and managing system data.</w:t>
-      </w:r>
-    </w:p>
-    <w:p>
-      <w:pPr>
-        <w:pStyle w:val="Heading1"/>
-        <w:rPr>
-          <w:rFonts w:ascii="Times New Roman" w:hAnsi="Times New Roman" w:cs="Times New Roman"/>
-        </w:rPr>
-      </w:pPr>
-    </w:p>
-    <w:p>
-      <w:pPr>
-        <w:pStyle w:val="Heading1"/>
-        <w:rPr>
-          <w:rFonts w:ascii="Times New Roman" w:hAnsi="Times New Roman" w:cs="Times New Roman"/>
-        </w:rPr>
-      </w:pPr>
-    </w:p>
-    <w:p>
-      <w:pPr>
-        <w:pStyle w:val="Heading1"/>
-        <w:rPr>
-          <w:rFonts w:ascii="Times New Roman" w:hAnsi="Times New Roman" w:cs="Times New Roman"/>
-        </w:rPr>
-      </w:pPr>
-    </w:p>
-    <w:p>
-      <w:pPr>
-        <w:rPr>
-          <w:rFonts w:ascii="Times New Roman" w:hAnsi="Times New Roman" w:cs="Times New Roman"/>
-        </w:rPr>
-      </w:pPr>
-    </w:p>
-    <w:p>
-      <w:pPr>
-        <w:rPr>
-          <w:rFonts w:ascii="Times New Roman" w:hAnsi="Times New Roman" w:cs="Times New Roman"/>
-        </w:rPr>
-      </w:pPr>
-    </w:p>
-    <w:p>
-      <w:pPr>
-        <w:pStyle w:val="Heading1"/>
-        <w:rPr>
-          <w:rFonts w:ascii="Times New Roman" w:hAnsi="Times New Roman" w:cs="Times New Roman"/>
-        </w:rPr>
-      </w:pPr>
-      <w:bookmarkStart w:id="34" w:name="_Toc231542559"/>
-      <w:r>
-        <w:rPr>
-          <w:rFonts w:ascii="Times New Roman" w:hAnsi="Times New Roman" w:cs="Times New Roman"/>
-        </w:rPr>
-        <w:lastRenderedPageBreak/>
-        <w:t>Week 5: User Registration and Login Module</w:t>
+        <w:pStyle w:val="Heading3"/>
+      </w:pPr>
+      <w:bookmarkStart w:id="34" w:name="_Toc231542560"/>
+      <w:r>
+        <w:t>Fig</w:t>
+      </w:r>
+      <w:r>
+        <w:t>5.</w:t>
+      </w:r>
+      <w:r>
+        <w:t>1: Registration Form</w:t>
       </w:r>
       <w:bookmarkEnd w:id="34"/>
-    </w:p>
-    <w:p>
-      <w:pPr>
-        <w:pStyle w:val="Heading3"/>
-      </w:pPr>
-      <w:bookmarkStart w:id="35" w:name="_Toc231542560"/>
-      <w:r>
-        <w:t>Fig</w:t>
-      </w:r>
-      <w:r>
-        <w:t>5.</w:t>
-      </w:r>
-      <w:r>
-        <w:t>1: Registration Form</w:t>
-      </w:r>
-      <w:bookmarkEnd w:id="35"/>
     </w:p>
     <w:p>
       <w:pPr>
@@ -5466,7 +5440,7 @@
       <w:pPr>
         <w:pStyle w:val="Heading3"/>
       </w:pPr>
-      <w:bookmarkStart w:id="36" w:name="_Toc231542561"/>
+      <w:bookmarkStart w:id="35" w:name="_Toc231542561"/>
       <w:r>
         <w:t xml:space="preserve">Fig </w:t>
       </w:r>
@@ -5476,7 +5450,7 @@
       <w:r>
         <w:t>2: Login Form</w:t>
       </w:r>
-      <w:bookmarkEnd w:id="36"/>
+      <w:bookmarkEnd w:id="35"/>
     </w:p>
     <w:p>
       <w:pPr>
@@ -5490,7 +5464,7 @@
           <w:noProof/>
         </w:rPr>
         <w:drawing>
-          <wp:anchor distT="0" distB="0" distL="114300" distR="114300" simplePos="0" relativeHeight="251658240" behindDoc="0" locked="0" layoutInCell="1" allowOverlap="1" wp14:anchorId="0B9654A3" wp14:editId="2139B0AE">
+          <wp:anchor distT="0" distB="0" distL="114300" distR="114300" simplePos="0" relativeHeight="251657216" behindDoc="0" locked="0" layoutInCell="1" allowOverlap="1" wp14:anchorId="0B9654A3" wp14:editId="2139B0AE">
             <wp:simplePos x="0" y="0"/>
             <wp:positionH relativeFrom="column">
               <wp:posOffset>0</wp:posOffset>
@@ -5551,7 +5525,7 @@
       <w:pPr>
         <w:pStyle w:val="Heading3"/>
       </w:pPr>
-      <w:bookmarkStart w:id="37" w:name="_Toc231542562"/>
+      <w:bookmarkStart w:id="36" w:name="_Toc231542562"/>
       <w:r>
         <w:lastRenderedPageBreak/>
         <w:t xml:space="preserve">Fig </w:t>
@@ -5562,7 +5536,7 @@
       <w:r>
         <w:t>3: User Data Stored in Database</w:t>
       </w:r>
-      <w:bookmarkEnd w:id="37"/>
+      <w:bookmarkEnd w:id="36"/>
     </w:p>
     <w:p>
       <w:r>
@@ -5655,7 +5629,7 @@
                     <pic:cNvPicPr/>
                   </pic:nvPicPr>
                   <pic:blipFill>
-                    <a:blip r:embed="rId15"/>
+                    <a:blip r:embed="rId29"/>
                     <a:stretch>
                       <a:fillRect/>
                     </a:stretch>
@@ -5693,7 +5667,7 @@
           <w:i w:val="0"/>
         </w:rPr>
       </w:pPr>
-      <w:bookmarkStart w:id="38" w:name="_Toc231542563"/>
+      <w:bookmarkStart w:id="37" w:name="_Toc231542563"/>
       <w:r>
         <w:rPr>
           <w:rStyle w:val="Heading4Char"/>
@@ -5726,7 +5700,7 @@
         </w:rPr>
         <w:t>rd Hashing.</w:t>
       </w:r>
-      <w:bookmarkEnd w:id="38"/>
+      <w:bookmarkEnd w:id="37"/>
     </w:p>
     <w:p>
       <w:r>
@@ -5749,7 +5723,7 @@
                     <pic:cNvPicPr/>
                   </pic:nvPicPr>
                   <pic:blipFill>
-                    <a:blip r:embed="rId29"/>
+                    <a:blip r:embed="rId30"/>
                     <a:stretch>
                       <a:fillRect/>
                     </a:stretch>
@@ -5777,12 +5751,12 @@
           <w:rFonts w:ascii="Times New Roman" w:hAnsi="Times New Roman" w:cs="Times New Roman"/>
         </w:rPr>
       </w:pPr>
-      <w:bookmarkStart w:id="39" w:name="_Toc231542564"/>
+      <w:bookmarkStart w:id="38" w:name="_Toc231542564"/>
       <w:r>
         <w:lastRenderedPageBreak/>
         <w:t>5.2 Week5 Reflection</w:t>
       </w:r>
-      <w:bookmarkEnd w:id="39"/>
+      <w:bookmarkEnd w:id="38"/>
     </w:p>
     <w:p>
       <w:r>
@@ -7191,6 +7165,60 @@
     </w:lvl>
   </w:abstractNum>
   <w:abstractNum w:abstractNumId="18" w15:restartNumberingAfterBreak="0">
+    <w:nsid w:val="61030DC1"/>
+    <w:multiLevelType w:val="hybridMultilevel"/>
+    <w:tmpl w:val="A9E2C8A8"/>
+    <w:lvl w:ilvl="0" w:tplc="61EC33A6">
+      <w:start w:val="1"/>
+      <w:numFmt w:val="bullet"/>
+      <w:lvlText w:val="•"/>
+      <w:lvlJc w:val="left"/>
+      <w:pPr>
+        <w:ind w:left="720" w:hanging="360"/>
+      </w:pPr>
+    </w:lvl>
+    <w:lvl w:ilvl="1" w:tplc="E4FAE98E">
+      <w:numFmt w:val="decimal"/>
+      <w:lvlText w:val=""/>
+      <w:lvlJc w:val="left"/>
+    </w:lvl>
+    <w:lvl w:ilvl="2" w:tplc="AC14EC38">
+      <w:numFmt w:val="decimal"/>
+      <w:lvlText w:val=""/>
+      <w:lvlJc w:val="left"/>
+    </w:lvl>
+    <w:lvl w:ilvl="3" w:tplc="9E362C98">
+      <w:numFmt w:val="decimal"/>
+      <w:lvlText w:val=""/>
+      <w:lvlJc w:val="left"/>
+    </w:lvl>
+    <w:lvl w:ilvl="4" w:tplc="480C89C2">
+      <w:numFmt w:val="decimal"/>
+      <w:lvlText w:val=""/>
+      <w:lvlJc w:val="left"/>
+    </w:lvl>
+    <w:lvl w:ilvl="5" w:tplc="6CA67B50">
+      <w:numFmt w:val="decimal"/>
+      <w:lvlText w:val=""/>
+      <w:lvlJc w:val="left"/>
+    </w:lvl>
+    <w:lvl w:ilvl="6" w:tplc="4FEA139E">
+      <w:numFmt w:val="decimal"/>
+      <w:lvlText w:val=""/>
+      <w:lvlJc w:val="left"/>
+    </w:lvl>
+    <w:lvl w:ilvl="7" w:tplc="E7C8A618">
+      <w:numFmt w:val="decimal"/>
+      <w:lvlText w:val=""/>
+      <w:lvlJc w:val="left"/>
+    </w:lvl>
+    <w:lvl w:ilvl="8" w:tplc="809448C2">
+      <w:numFmt w:val="decimal"/>
+      <w:lvlText w:val=""/>
+      <w:lvlJc w:val="left"/>
+    </w:lvl>
+  </w:abstractNum>
+  <w:abstractNum w:abstractNumId="19" w15:restartNumberingAfterBreak="0">
     <w:nsid w:val="63807C62"/>
     <w:multiLevelType w:val="multilevel"/>
     <w:tmpl w:val="0B169C26"/>
@@ -7339,7 +7367,7 @@
       </w:rPr>
     </w:lvl>
   </w:abstractNum>
-  <w:abstractNum w:abstractNumId="19" w15:restartNumberingAfterBreak="0">
+  <w:abstractNum w:abstractNumId="20" w15:restartNumberingAfterBreak="0">
     <w:nsid w:val="68763BD4"/>
     <w:multiLevelType w:val="multilevel"/>
     <w:tmpl w:val="EB40A334"/>
@@ -7488,7 +7516,7 @@
       </w:rPr>
     </w:lvl>
   </w:abstractNum>
-  <w:abstractNum w:abstractNumId="20" w15:restartNumberingAfterBreak="0">
+  <w:abstractNum w:abstractNumId="21" w15:restartNumberingAfterBreak="0">
     <w:nsid w:val="6AC54773"/>
     <w:multiLevelType w:val="hybridMultilevel"/>
     <w:tmpl w:val="81286D44"/>
@@ -7601,7 +7629,7 @@
       </w:rPr>
     </w:lvl>
   </w:abstractNum>
-  <w:abstractNum w:abstractNumId="21" w15:restartNumberingAfterBreak="0">
+  <w:abstractNum w:abstractNumId="22" w15:restartNumberingAfterBreak="0">
     <w:nsid w:val="6E1E3EF3"/>
     <w:multiLevelType w:val="multilevel"/>
     <w:tmpl w:val="7F5A0C14"/>
@@ -7750,7 +7778,7 @@
       </w:rPr>
     </w:lvl>
   </w:abstractNum>
-  <w:abstractNum w:abstractNumId="22" w15:restartNumberingAfterBreak="0">
+  <w:abstractNum w:abstractNumId="23" w15:restartNumberingAfterBreak="0">
     <w:nsid w:val="71830B48"/>
     <w:multiLevelType w:val="multilevel"/>
     <w:tmpl w:val="D262A3D0"/>
@@ -7899,7 +7927,7 @@
       </w:rPr>
     </w:lvl>
   </w:abstractNum>
-  <w:abstractNum w:abstractNumId="23" w15:restartNumberingAfterBreak="0">
+  <w:abstractNum w:abstractNumId="24" w15:restartNumberingAfterBreak="0">
     <w:nsid w:val="7BE2700A"/>
     <w:multiLevelType w:val="multilevel"/>
     <w:tmpl w:val="03F4FB2A"/>
@@ -8048,7 +8076,7 @@
       </w:rPr>
     </w:lvl>
   </w:abstractNum>
-  <w:abstractNum w:abstractNumId="24" w15:restartNumberingAfterBreak="0">
+  <w:abstractNum w:abstractNumId="25" w15:restartNumberingAfterBreak="0">
     <w:nsid w:val="7EF95D3F"/>
     <w:multiLevelType w:val="hybridMultilevel"/>
     <w:tmpl w:val="FADC523E"/>
@@ -8189,13 +8217,13 @@
     <w:abstractNumId w:val="0"/>
   </w:num>
   <w:num w:numId="10">
-    <w:abstractNumId w:val="24"/>
+    <w:abstractNumId w:val="25"/>
   </w:num>
   <w:num w:numId="11">
     <w:abstractNumId w:val="10"/>
   </w:num>
   <w:num w:numId="12">
-    <w:abstractNumId w:val="23"/>
+    <w:abstractNumId w:val="24"/>
   </w:num>
   <w:num w:numId="13">
     <w:abstractNumId w:val="11"/>
@@ -8210,22 +8238,22 @@
     <w:abstractNumId w:val="17"/>
   </w:num>
   <w:num w:numId="17">
-    <w:abstractNumId w:val="18"/>
+    <w:abstractNumId w:val="19"/>
   </w:num>
   <w:num w:numId="18">
+    <w:abstractNumId w:val="23"/>
+  </w:num>
+  <w:num w:numId="19">
     <w:abstractNumId w:val="22"/>
   </w:num>
-  <w:num w:numId="19">
-    <w:abstractNumId w:val="21"/>
-  </w:num>
   <w:num w:numId="20">
-    <w:abstractNumId w:val="19"/>
+    <w:abstractNumId w:val="20"/>
   </w:num>
   <w:num w:numId="21">
     <w:abstractNumId w:val="12"/>
   </w:num>
   <w:num w:numId="22">
-    <w:abstractNumId w:val="20"/>
+    <w:abstractNumId w:val="21"/>
   </w:num>
   <w:num w:numId="23">
     <w:abstractNumId w:val="15"/>
@@ -8235,6 +8263,12 @@
   </w:num>
   <w:num w:numId="25">
     <w:abstractNumId w:val="16"/>
+  </w:num>
+  <w:num w:numId="26">
+    <w:abstractNumId w:val="18"/>
+    <w:lvlOverride w:ilvl="0">
+      <w:startOverride w:val="1"/>
+    </w:lvlOverride>
   </w:num>
 </w:numbering>
 </file>
@@ -8436,7 +8470,7 @@
     <w:lsdException w:name="Medium Shading 2 Accent 1" w:uiPriority="64"/>
     <w:lsdException w:name="Medium List 1 Accent 1" w:uiPriority="65"/>
     <w:lsdException w:name="Revision" w:semiHidden="1"/>
-    <w:lsdException w:name="List Paragraph" w:uiPriority="34" w:qFormat="1"/>
+    <w:lsdException w:name="List Paragraph" w:uiPriority="0" w:qFormat="1"/>
     <w:lsdException w:name="Quote" w:uiPriority="29" w:qFormat="1"/>
     <w:lsdException w:name="Intense Quote" w:uiPriority="30" w:qFormat="1"/>
     <w:lsdException w:name="Medium List 2 Accent 1" w:uiPriority="66"/>
@@ -9037,7 +9071,6 @@
   <w:style w:type="paragraph" w:styleId="ListParagraph">
     <w:name w:val="List Paragraph"/>
     <w:basedOn w:val="Normal"/>
-    <w:uiPriority w:val="34"/>
     <w:qFormat/>
     <w:rsid w:val="00FC693F"/>
     <w:pPr>
@@ -20064,7 +20097,7 @@
 </file>
 
 <file path=customXml/itemProps1.xml><?xml version="1.0" encoding="utf-8"?>
-<ds:datastoreItem xmlns:ds="http://schemas.openxmlformats.org/officeDocument/2006/customXml" ds:itemID="{EDDAE43E-7C7B-4E91-9F0D-E4D4E18D1C78}">
+<ds:datastoreItem xmlns:ds="http://schemas.openxmlformats.org/officeDocument/2006/customXml" ds:itemID="{10A27487-8963-43F7-94B8-B2902B3DA0A5}">
   <ds:schemaRefs>
     <ds:schemaRef ds:uri="http://schemas.openxmlformats.org/officeDocument/2006/bibliography"/>
   </ds:schemaRefs>
